--- a/docs/GHL-Automations-Build-Guide.docx
+++ b/docs/GHL-Automations-Build-Guide.docx
@@ -30,7 +30,7 @@
           <w:sz w:val="32"/>
           <w:szCs w:val="32"/>
         </w:rPr>
-        <w:t xml:space="preserve">Milestone 1A — Automation Build Guide</w:t>
+        <w:t xml:space="preserve">Milestone 1A — Automation Build Guide (v2, corrected)</w:t>
       </w:r>
     </w:p>
     <w:p>
@@ -44,7 +44,7 @@
           <w:sz w:val="22"/>
           <w:szCs w:val="22"/>
         </w:rPr>
-        <w:t xml:space="preserve">Step-by-step manual build instructions for the 11 remaining workflows</w:t>
+        <w:t xml:space="preserve">6 remaining workflows, matched exactly to SOW §3.4</w:t>
       </w:r>
     </w:p>
     <w:p>
@@ -72,7 +72,7 @@
           <w:sz w:val="20"/>
           <w:szCs w:val="20"/>
         </w:rPr>
-        <w:t xml:space="preserve">Pipeline: RFQ Pipeline (7 stages, already live)</w:t>
+        <w:t xml:space="preserve">Pipeline: RFQ Pipeline — 7 stages, all named exactly per SOW §3.1 (verified live)</w:t>
       </w:r>
     </w:p>
     <w:p>
@@ -86,7 +86,27 @@
         <w:spacing w:after="200" w:before="400"/>
       </w:pPr>
       <w:r>
-        <w:t xml:space="preserve">0. Before You Start</w:t>
+        <w:t xml:space="preserve">0. What changed from the first draft of this guide</w:t>
+      </w:r>
+    </w:p>
+    <w:p>
+      <w:pPr>
+        <w:pBdr>
+          <w:left w:val="single" w:color="B91C1C" w:sz="24" w:space="8"/>
+        </w:pBdr>
+        <w:spacing w:after="150" w:before="100"/>
+        <w:ind w:left="200"/>
+      </w:pPr>
+      <w:r>
+        <w:rPr>
+          <w:b/>
+          <w:bCs/>
+          <w:color w:val="B91C1C"/>
+        </w:rPr>
+        <w:t xml:space="preserve">Correction: </w:t>
+      </w:r>
+      <w:r>
+        <w:t xml:space="preserve">The previous version of this guide split SOW §3.4 into 11 separate workflows. That was wrong — re-reading the SOW's actual automation-sequences section, there are 7 automations total (matching the 7 numbered items — deliverables #6 to #12 — in the §6 deliverables checklist), not 12. Automation #1 ("New RFQ") is already built and published. That leaves 6 remaining, and the Day-2/Day-3 nudges inside "Quote Sent" and the Day-3/14/30 nurture inside "Paid &amp; Won" are sequential steps within ONE workflow each — not separate workflows. This version reflects that correctly.</w:t>
       </w:r>
     </w:p>
     <w:p>
@@ -94,7 +114,7 @@
         <w:spacing w:after="120"/>
       </w:pPr>
       <w:r>
-        <w:t xml:space="preserve">The RFQ Pipeline and all 11 SOW §3.2 custom fields already exist and are verified live in this GHL location. This guide only covers the automation workflows — the pipeline/stage/field setup is done, do not recreate it.</w:t>
+        <w:t xml:space="preserve">Also fixed directly via the GHL API while producing this guide: the Negotiation stage was live as “Negotiation / PO”, which doesn't match the SOW's required exact naming (§7: “Follow naming formats exactly as written in this document”). Renamed to “Negotiation” — verified live.</w:t>
       </w:r>
     </w:p>
     <w:p>
@@ -116,7 +136,7 @@
         <w:spacing w:after="60"/>
       </w:pPr>
       <w:r>
-        <w:t xml:space="preserve">Pipeline “RFQ Pipeline” — 7 stages: New RFQ → Under Review → Quote Sent → Negotiation / PO → Quotation Accepted → Paid &amp; Won → Abandoned.</w:t>
+        <w:t xml:space="preserve">Pipeline “RFQ Pipeline” — 7 stages, all named exactly per SOW §3.1: New RFQ, Under Review, Quote Sent, Negotiation, Quotation Accepted, Paid &amp; Won, Abandoned.</w:t>
       </w:r>
     </w:p>
     <w:p>
@@ -129,7 +149,7 @@
         <w:spacing w:after="60"/>
       </w:pPr>
       <w:r>
-        <w:t xml:space="preserve">11 contact-level custom fields (see reference table in §0.4).</w:t>
+        <w:t xml:space="preserve">11 contact-level custom fields per SOW §3.2 (see reference table below) — verified live, correct types.</w:t>
       </w:r>
     </w:p>
     <w:p>
@@ -142,7 +162,7 @@
         <w:spacing w:after="60"/>
       </w:pPr>
       <w:r>
-        <w:t xml:space="preserve">Workflow “GlycoDepot - RFQ Intake and Follow-Up” (published) — this is Automation #1, “New RFQ”. Open it first and confirm it: creates/updates the contact + opportunity at New RFQ, maps all §3.2 fields, tags RFQ-New + Cat-&lt;Category&gt;, and creates a “Review new RFQ” task due in 4 hours. If any of that is missing, patch it before moving on — every workflow below assumes it already ran.</w:t>
+        <w:t xml:space="preserve">Workflow “GlycoDepot - RFQ Intake and Follow-Up” (published) — this is automation #1, “New RFQ”. Open it and confirm it does everything SOW §3.4's first trigger block requires: creates/updates the contact + opportunity at New RFQ, maps all §3.2 fields, tags RFQ-New + Cat-&lt;Category&gt;, creates a “Review new RFQ” task due in 4 hours, and does NOT send a customer confirmation email (BysonHub already does). Patch anything missing before relying on it — every workflow below assumes it already ran.</w:t>
       </w:r>
     </w:p>
     <w:p>
@@ -151,7 +171,7 @@
         <w:spacing w:after="150" w:before="300"/>
       </w:pPr>
       <w:r>
-        <w:t xml:space="preserve">0.2 Non-negotiable rule (SOW §7)</w:t>
+        <w:t xml:space="preserve">0.2 Non-negotiable rule (SOW §7, ownership boundary)</w:t>
       </w:r>
     </w:p>
     <w:p>
@@ -171,7 +191,7 @@
         <w:t xml:space="preserve">Ownership boundary: </w:t>
       </w:r>
       <w:r>
-        <w:t xml:space="preserve">No workflow below may send a quotation, payment link, or invoice to the customer. BysonHub owns all of that. Every customer-facing email in this guide is a nudge/reminder/nurture message only — never a re-send of pricing or payment info.</w:t>
+        <w:t xml:space="preserve">No workflow below may send a quotation, payment link, or invoice to the customer. BysonHub owns all of that. Every customer-facing email in this guide is a nudge/reminder/nurture message only — never a re-send of pricing, payment, or quotation content.</w:t>
       </w:r>
     </w:p>
     <w:p>
@@ -180,7 +200,7 @@
         <w:spacing w:after="150" w:before="300"/>
       </w:pPr>
       <w:r>
-        <w:t xml:space="preserve">0.3 How the 11 workflows hand off to each other</w:t>
+        <w:t xml:space="preserve">0.3 The 6 remaining automations — one workflow each</w:t>
       </w:r>
     </w:p>
     <w:p>
@@ -188,106 +208,629 @@
         <w:spacing w:after="120"/>
       </w:pPr>
       <w:r>
-        <w:t xml:space="preserve">Each workflow triggers off a TAG, not directly off the pipeline stage change, except where noted. This is the standard GHL pattern: a “stage-entry” workflow adds a tag, and separate “Day N” workflows trigger off that tag being added, so each piece can be edited/paused independently without touching a single giant workflow. The chain runs:</w:t>
-      </w:r>
-    </w:p>
-    <w:p>
-      <w:pPr>
-        <w:pStyle w:val="ListParagraph"/>
-        <w:numPr>
-          <w:ilvl w:val="0"/>
-          <w:numId w:val="2"/>
-        </w:numPr>
-        <w:spacing w:after="60"/>
-      </w:pPr>
-      <w:r>
-        <w:t xml:space="preserve">New RFQ (existing) → tags RFQ-New → rep works the lead → rep manually moves opportunity to Under Review</w:t>
-      </w:r>
-    </w:p>
-    <w:p>
-      <w:pPr>
-        <w:pStyle w:val="ListParagraph"/>
-        <w:numPr>
-          <w:ilvl w:val="0"/>
-          <w:numId w:val="2"/>
-        </w:numPr>
-        <w:spacing w:after="60"/>
-      </w:pPr>
-      <w:r>
-        <w:t xml:space="preserve">Under Review (Workflow 2) → tags Under-Review → rep moves to Quote Sent once quote is sent (BysonHub side)</w:t>
-      </w:r>
-    </w:p>
-    <w:p>
-      <w:pPr>
-        <w:pStyle w:val="ListParagraph"/>
-        <w:numPr>
-          <w:ilvl w:val="0"/>
-          <w:numId w:val="2"/>
-        </w:numPr>
-        <w:spacing w:after="60"/>
-      </w:pPr>
-      <w:r>
-        <w:t xml:space="preserve">Quote Sent (Workflows 3–5) → tags Quote-Sent → nudges fire on Day 2 / Day 3 → rep moves to Negotiation, Quotation Accepted, or opportunity goes Abandoned automatically on inactivity</w:t>
-      </w:r>
-    </w:p>
-    <w:p>
-      <w:pPr>
-        <w:pStyle w:val="ListParagraph"/>
-        <w:numPr>
-          <w:ilvl w:val="0"/>
-          <w:numId w:val="2"/>
-        </w:numPr>
-        <w:spacing w:after="60"/>
-      </w:pPr>
-      <w:r>
-        <w:t xml:space="preserve">Negotiation (Workflow 6) → tags Negotiation → pauses nudges</w:t>
-      </w:r>
-    </w:p>
-    <w:p>
-      <w:pPr>
-        <w:pStyle w:val="ListParagraph"/>
-        <w:numPr>
-          <w:ilvl w:val="0"/>
-          <w:numId w:val="2"/>
-        </w:numPr>
-        <w:spacing w:after="60"/>
-      </w:pPr>
-      <w:r>
-        <w:t xml:space="preserve">Quotation Accepted (Workflow 7) → tags Quotation-Accepted → stops nudges, awaits payment</w:t>
-      </w:r>
-    </w:p>
-    <w:p>
-      <w:pPr>
-        <w:pStyle w:val="ListParagraph"/>
-        <w:numPr>
-          <w:ilvl w:val="0"/>
-          <w:numId w:val="2"/>
-        </w:numPr>
-        <w:spacing w:after="60"/>
-      </w:pPr>
-      <w:r>
-        <w:t xml:space="preserve">Abandoned (Workflow 8) → fires automatically on inactivity, no manual trigger needed</w:t>
-      </w:r>
-    </w:p>
-    <w:p>
-      <w:pPr>
-        <w:pStyle w:val="ListParagraph"/>
-        <w:numPr>
-          <w:ilvl w:val="0"/>
-          <w:numId w:val="2"/>
-        </w:numPr>
-        <w:spacing w:after="60"/>
-      </w:pPr>
-      <w:r>
-        <w:t xml:space="preserve">Paid &amp; Won (Workflows 9–11) → tags Customer + Closed-Won → post-purchase nurture over 30 days</w:t>
-      </w:r>
-    </w:p>
-    <w:p>
-      <w:pPr>
-        <w:spacing w:after="120"/>
-      </w:pPr>
-      <w:r>
-        <w:t xml:space="preserve">Every “Day N nudge” workflow re-checks the opportunity's current stage/tag before sending — this stops a stale nudge from firing after the deal has already moved on. Don't skip that step when building; it's called out explicitly below.</w:t>
+        <w:t xml:space="preserve">Each maps to exactly one trigger block in SOW §3.4. Build each as ONE GHL workflow; where the SOW describes a multi-day sequence (Quote Sent, Paid &amp; Won), that's sequential Wait steps inside that same workflow, not separate workflows.</w:t>
+      </w:r>
+    </w:p>
+    <w:tbl>
+      <w:tblPr>
+        <w:tblW w:type="dxa" w:w="10000"/>
+        <w:tblBorders>
+          <w:top w:val="single" w:color="auto" w:sz="4"/>
+          <w:left w:val="single" w:color="auto" w:sz="4"/>
+          <w:bottom w:val="single" w:color="auto" w:sz="4"/>
+          <w:right w:val="single" w:color="auto" w:sz="4"/>
+          <w:insideH w:val="single" w:color="auto" w:sz="4"/>
+          <w:insideV w:val="single" w:color="auto" w:sz="4"/>
+        </w:tblBorders>
+      </w:tblPr>
+      <w:tblGrid>
+        <w:gridCol w:w="700"/>
+        <w:gridCol w:w="2600"/>
+        <w:gridCol w:w="4200"/>
+        <w:gridCol w:w="2500"/>
+      </w:tblGrid>
+      <w:tr>
+        <w:trPr>
+          <w:tblHeader/>
+        </w:trPr>
+        <w:tc>
+          <w:tcPr>
+            <w:tcW w:type="dxa" w:w="700"/>
+            <w:shd w:fill="1D4ED8" w:val="clear"/>
+            <w:tcMar>
+              <w:top w:type="dxa" w:w="80"/>
+              <w:left w:type="dxa" w:w="100"/>
+              <w:bottom w:type="dxa" w:w="80"/>
+              <w:right w:type="dxa" w:w="100"/>
+            </w:tcMar>
+          </w:tcPr>
+          <w:p>
+            <w:r>
+              <w:rPr>
+                <w:b/>
+                <w:bCs/>
+                <w:color w:val="FFFFFF"/>
+              </w:rPr>
+              <w:t xml:space="preserve">#</w:t>
+            </w:r>
+          </w:p>
+        </w:tc>
+        <w:tc>
+          <w:tcPr>
+            <w:tcW w:type="dxa" w:w="2600"/>
+            <w:shd w:fill="1D4ED8" w:val="clear"/>
+            <w:tcMar>
+              <w:top w:type="dxa" w:w="80"/>
+              <w:left w:type="dxa" w:w="100"/>
+              <w:bottom w:type="dxa" w:w="80"/>
+              <w:right w:type="dxa" w:w="100"/>
+            </w:tcMar>
+          </w:tcPr>
+          <w:p>
+            <w:r>
+              <w:rPr>
+                <w:b/>
+                <w:bCs/>
+                <w:color w:val="FFFFFF"/>
+              </w:rPr>
+              <w:t xml:space="preserve">Automation</w:t>
+            </w:r>
+          </w:p>
+        </w:tc>
+        <w:tc>
+          <w:tcPr>
+            <w:tcW w:type="dxa" w:w="4200"/>
+            <w:shd w:fill="1D4ED8" w:val="clear"/>
+            <w:tcMar>
+              <w:top w:type="dxa" w:w="80"/>
+              <w:left w:type="dxa" w:w="100"/>
+              <w:bottom w:type="dxa" w:w="80"/>
+              <w:right w:type="dxa" w:w="100"/>
+            </w:tcMar>
+          </w:tcPr>
+          <w:p>
+            <w:r>
+              <w:rPr>
+                <w:b/>
+                <w:bCs/>
+                <w:color w:val="FFFFFF"/>
+              </w:rPr>
+              <w:t xml:space="preserve">Trigger</w:t>
+            </w:r>
+          </w:p>
+        </w:tc>
+        <w:tc>
+          <w:tcPr>
+            <w:tcW w:type="dxa" w:w="2500"/>
+            <w:shd w:fill="1D4ED8" w:val="clear"/>
+            <w:tcMar>
+              <w:top w:type="dxa" w:w="80"/>
+              <w:left w:type="dxa" w:w="100"/>
+              <w:bottom w:type="dxa" w:w="80"/>
+              <w:right w:type="dxa" w:w="100"/>
+            </w:tcMar>
+          </w:tcPr>
+          <w:p>
+            <w:r>
+              <w:rPr>
+                <w:b/>
+                <w:bCs/>
+                <w:color w:val="FFFFFF"/>
+              </w:rPr>
+              <w:t xml:space="preserve">Deliverable ref</w:t>
+            </w:r>
+          </w:p>
+        </w:tc>
+      </w:tr>
+      <w:tr>
+        <w:tc>
+          <w:tcPr>
+            <w:tcW w:type="dxa" w:w="700"/>
+            <w:shd w:fill="F8FAFC" w:val="clear"/>
+            <w:tcMar>
+              <w:top w:type="dxa" w:w="80"/>
+              <w:left w:type="dxa" w:w="100"/>
+              <w:bottom w:type="dxa" w:w="80"/>
+              <w:right w:type="dxa" w:w="100"/>
+            </w:tcMar>
+          </w:tcPr>
+          <w:p>
+            <w:r>
+              <w:t xml:space="preserve">1</w:t>
+            </w:r>
+          </w:p>
+        </w:tc>
+        <w:tc>
+          <w:tcPr>
+            <w:tcW w:type="dxa" w:w="2600"/>
+            <w:shd w:fill="F8FAFC" w:val="clear"/>
+            <w:tcMar>
+              <w:top w:type="dxa" w:w="80"/>
+              <w:left w:type="dxa" w:w="100"/>
+              <w:bottom w:type="dxa" w:w="80"/>
+              <w:right w:type="dxa" w:w="100"/>
+            </w:tcMar>
+          </w:tcPr>
+          <w:p>
+            <w:r>
+              <w:t xml:space="preserve">New RFQ</w:t>
+            </w:r>
+          </w:p>
+        </w:tc>
+        <w:tc>
+          <w:tcPr>
+            <w:tcW w:type="dxa" w:w="4200"/>
+            <w:shd w:fill="F8FAFC" w:val="clear"/>
+            <w:tcMar>
+              <w:top w:type="dxa" w:w="80"/>
+              <w:left w:type="dxa" w:w="100"/>
+              <w:bottom w:type="dxa" w:w="80"/>
+              <w:right w:type="dxa" w:w="100"/>
+            </w:tcMar>
+          </w:tcPr>
+          <w:p>
+            <w:r>
+              <w:t xml:space="preserve">Byson Hub webhook — New Enquiry</w:t>
+            </w:r>
+          </w:p>
+        </w:tc>
+        <w:tc>
+          <w:tcPr>
+            <w:tcW w:type="dxa" w:w="2500"/>
+            <w:shd w:fill="F8FAFC" w:val="clear"/>
+            <w:tcMar>
+              <w:top w:type="dxa" w:w="80"/>
+              <w:left w:type="dxa" w:w="100"/>
+              <w:bottom w:type="dxa" w:w="80"/>
+              <w:right w:type="dxa" w:w="100"/>
+            </w:tcMar>
+          </w:tcPr>
+          <w:p>
+            <w:r>
+              <w:t xml:space="preserve">#6 — already built</w:t>
+            </w:r>
+          </w:p>
+        </w:tc>
+      </w:tr>
+      <w:tr>
+        <w:tc>
+          <w:tcPr>
+            <w:tcW w:type="dxa" w:w="700"/>
+            <w:shd w:fill="FFFFFF" w:val="clear"/>
+            <w:tcMar>
+              <w:top w:type="dxa" w:w="80"/>
+              <w:left w:type="dxa" w:w="100"/>
+              <w:bottom w:type="dxa" w:w="80"/>
+              <w:right w:type="dxa" w:w="100"/>
+            </w:tcMar>
+          </w:tcPr>
+          <w:p>
+            <w:r>
+              <w:t xml:space="preserve">2</w:t>
+            </w:r>
+          </w:p>
+        </w:tc>
+        <w:tc>
+          <w:tcPr>
+            <w:tcW w:type="dxa" w:w="2600"/>
+            <w:shd w:fill="FFFFFF" w:val="clear"/>
+            <w:tcMar>
+              <w:top w:type="dxa" w:w="80"/>
+              <w:left w:type="dxa" w:w="100"/>
+              <w:bottom w:type="dxa" w:w="80"/>
+              <w:right w:type="dxa" w:w="100"/>
+            </w:tcMar>
+          </w:tcPr>
+          <w:p>
+            <w:r>
+              <w:t xml:space="preserve">Under Review</w:t>
+            </w:r>
+          </w:p>
+        </w:tc>
+        <w:tc>
+          <w:tcPr>
+            <w:tcW w:type="dxa" w:w="4200"/>
+            <w:shd w:fill="FFFFFF" w:val="clear"/>
+            <w:tcMar>
+              <w:top w:type="dxa" w:w="80"/>
+              <w:left w:type="dxa" w:w="100"/>
+              <w:bottom w:type="dxa" w:w="80"/>
+              <w:right w:type="dxa" w:w="100"/>
+            </w:tcMar>
+          </w:tcPr>
+          <w:p>
+            <w:r>
+              <w:t xml:space="preserve">Stage synced to Under Review</w:t>
+            </w:r>
+          </w:p>
+        </w:tc>
+        <w:tc>
+          <w:tcPr>
+            <w:tcW w:type="dxa" w:w="2500"/>
+            <w:shd w:fill="FFFFFF" w:val="clear"/>
+            <w:tcMar>
+              <w:top w:type="dxa" w:w="80"/>
+              <w:left w:type="dxa" w:w="100"/>
+              <w:bottom w:type="dxa" w:w="80"/>
+              <w:right w:type="dxa" w:w="100"/>
+            </w:tcMar>
+          </w:tcPr>
+          <w:p>
+            <w:r>
+              <w:t xml:space="preserve">#7</w:t>
+            </w:r>
+          </w:p>
+        </w:tc>
+      </w:tr>
+      <w:tr>
+        <w:tc>
+          <w:tcPr>
+            <w:tcW w:type="dxa" w:w="700"/>
+            <w:shd w:fill="F8FAFC" w:val="clear"/>
+            <w:tcMar>
+              <w:top w:type="dxa" w:w="80"/>
+              <w:left w:type="dxa" w:w="100"/>
+              <w:bottom w:type="dxa" w:w="80"/>
+              <w:right w:type="dxa" w:w="100"/>
+            </w:tcMar>
+          </w:tcPr>
+          <w:p>
+            <w:r>
+              <w:t xml:space="preserve">3</w:t>
+            </w:r>
+          </w:p>
+        </w:tc>
+        <w:tc>
+          <w:tcPr>
+            <w:tcW w:type="dxa" w:w="2600"/>
+            <w:shd w:fill="F8FAFC" w:val="clear"/>
+            <w:tcMar>
+              <w:top w:type="dxa" w:w="80"/>
+              <w:left w:type="dxa" w:w="100"/>
+              <w:bottom w:type="dxa" w:w="80"/>
+              <w:right w:type="dxa" w:w="100"/>
+            </w:tcMar>
+          </w:tcPr>
+          <w:p>
+            <w:r>
+              <w:t xml:space="preserve">Quote Sent</w:t>
+            </w:r>
+          </w:p>
+        </w:tc>
+        <w:tc>
+          <w:tcPr>
+            <w:tcW w:type="dxa" w:w="4200"/>
+            <w:shd w:fill="F8FAFC" w:val="clear"/>
+            <w:tcMar>
+              <w:top w:type="dxa" w:w="80"/>
+              <w:left w:type="dxa" w:w="100"/>
+              <w:bottom w:type="dxa" w:w="80"/>
+              <w:right w:type="dxa" w:w="100"/>
+            </w:tcMar>
+          </w:tcPr>
+          <w:p>
+            <w:r>
+              <w:t xml:space="preserve">Stage synced to Quote Sent (incl. Day 2 + Day 3 nudges)</w:t>
+            </w:r>
+          </w:p>
+        </w:tc>
+        <w:tc>
+          <w:tcPr>
+            <w:tcW w:type="dxa" w:w="2500"/>
+            <w:shd w:fill="F8FAFC" w:val="clear"/>
+            <w:tcMar>
+              <w:top w:type="dxa" w:w="80"/>
+              <w:left w:type="dxa" w:w="100"/>
+              <w:bottom w:type="dxa" w:w="80"/>
+              <w:right w:type="dxa" w:w="100"/>
+            </w:tcMar>
+          </w:tcPr>
+          <w:p>
+            <w:r>
+              <w:t xml:space="preserve">#8</w:t>
+            </w:r>
+          </w:p>
+        </w:tc>
+      </w:tr>
+      <w:tr>
+        <w:tc>
+          <w:tcPr>
+            <w:tcW w:type="dxa" w:w="700"/>
+            <w:shd w:fill="FFFFFF" w:val="clear"/>
+            <w:tcMar>
+              <w:top w:type="dxa" w:w="80"/>
+              <w:left w:type="dxa" w:w="100"/>
+              <w:bottom w:type="dxa" w:w="80"/>
+              <w:right w:type="dxa" w:w="100"/>
+            </w:tcMar>
+          </w:tcPr>
+          <w:p>
+            <w:r>
+              <w:t xml:space="preserve">4</w:t>
+            </w:r>
+          </w:p>
+        </w:tc>
+        <w:tc>
+          <w:tcPr>
+            <w:tcW w:type="dxa" w:w="2600"/>
+            <w:shd w:fill="FFFFFF" w:val="clear"/>
+            <w:tcMar>
+              <w:top w:type="dxa" w:w="80"/>
+              <w:left w:type="dxa" w:w="100"/>
+              <w:bottom w:type="dxa" w:w="80"/>
+              <w:right w:type="dxa" w:w="100"/>
+            </w:tcMar>
+          </w:tcPr>
+          <w:p>
+            <w:r>
+              <w:t xml:space="preserve">Negotiation</w:t>
+            </w:r>
+          </w:p>
+        </w:tc>
+        <w:tc>
+          <w:tcPr>
+            <w:tcW w:type="dxa" w:w="4200"/>
+            <w:shd w:fill="FFFFFF" w:val="clear"/>
+            <w:tcMar>
+              <w:top w:type="dxa" w:w="80"/>
+              <w:left w:type="dxa" w:w="100"/>
+              <w:bottom w:type="dxa" w:w="80"/>
+              <w:right w:type="dxa" w:w="100"/>
+            </w:tcMar>
+          </w:tcPr>
+          <w:p>
+            <w:r>
+              <w:t xml:space="preserve">Stage synced to Negotiation</w:t>
+            </w:r>
+          </w:p>
+        </w:tc>
+        <w:tc>
+          <w:tcPr>
+            <w:tcW w:type="dxa" w:w="2500"/>
+            <w:shd w:fill="FFFFFF" w:val="clear"/>
+            <w:tcMar>
+              <w:top w:type="dxa" w:w="80"/>
+              <w:left w:type="dxa" w:w="100"/>
+              <w:bottom w:type="dxa" w:w="80"/>
+              <w:right w:type="dxa" w:w="100"/>
+            </w:tcMar>
+          </w:tcPr>
+          <w:p>
+            <w:r>
+              <w:t xml:space="preserve">#9</w:t>
+            </w:r>
+          </w:p>
+        </w:tc>
+      </w:tr>
+      <w:tr>
+        <w:tc>
+          <w:tcPr>
+            <w:tcW w:type="dxa" w:w="700"/>
+            <w:shd w:fill="F8FAFC" w:val="clear"/>
+            <w:tcMar>
+              <w:top w:type="dxa" w:w="80"/>
+              <w:left w:type="dxa" w:w="100"/>
+              <w:bottom w:type="dxa" w:w="80"/>
+              <w:right w:type="dxa" w:w="100"/>
+            </w:tcMar>
+          </w:tcPr>
+          <w:p>
+            <w:r>
+              <w:t xml:space="preserve">5</w:t>
+            </w:r>
+          </w:p>
+        </w:tc>
+        <w:tc>
+          <w:tcPr>
+            <w:tcW w:type="dxa" w:w="2600"/>
+            <w:shd w:fill="F8FAFC" w:val="clear"/>
+            <w:tcMar>
+              <w:top w:type="dxa" w:w="80"/>
+              <w:left w:type="dxa" w:w="100"/>
+              <w:bottom w:type="dxa" w:w="80"/>
+              <w:right w:type="dxa" w:w="100"/>
+            </w:tcMar>
+          </w:tcPr>
+          <w:p>
+            <w:r>
+              <w:t xml:space="preserve">Quotation Accepted</w:t>
+            </w:r>
+          </w:p>
+        </w:tc>
+        <w:tc>
+          <w:tcPr>
+            <w:tcW w:type="dxa" w:w="4200"/>
+            <w:shd w:fill="F8FAFC" w:val="clear"/>
+            <w:tcMar>
+              <w:top w:type="dxa" w:w="80"/>
+              <w:left w:type="dxa" w:w="100"/>
+              <w:bottom w:type="dxa" w:w="80"/>
+              <w:right w:type="dxa" w:w="100"/>
+            </w:tcMar>
+          </w:tcPr>
+          <w:p>
+            <w:r>
+              <w:t xml:space="preserve">Stage synced to Quotation Accepted</w:t>
+            </w:r>
+          </w:p>
+        </w:tc>
+        <w:tc>
+          <w:tcPr>
+            <w:tcW w:type="dxa" w:w="2500"/>
+            <w:shd w:fill="F8FAFC" w:val="clear"/>
+            <w:tcMar>
+              <w:top w:type="dxa" w:w="80"/>
+              <w:left w:type="dxa" w:w="100"/>
+              <w:bottom w:type="dxa" w:w="80"/>
+              <w:right w:type="dxa" w:w="100"/>
+            </w:tcMar>
+          </w:tcPr>
+          <w:p>
+            <w:r>
+              <w:t xml:space="preserve">#10</w:t>
+            </w:r>
+          </w:p>
+        </w:tc>
+      </w:tr>
+      <w:tr>
+        <w:tc>
+          <w:tcPr>
+            <w:tcW w:type="dxa" w:w="700"/>
+            <w:shd w:fill="FFFFFF" w:val="clear"/>
+            <w:tcMar>
+              <w:top w:type="dxa" w:w="80"/>
+              <w:left w:type="dxa" w:w="100"/>
+              <w:bottom w:type="dxa" w:w="80"/>
+              <w:right w:type="dxa" w:w="100"/>
+            </w:tcMar>
+          </w:tcPr>
+          <w:p>
+            <w:r>
+              <w:t xml:space="preserve">6</w:t>
+            </w:r>
+          </w:p>
+        </w:tc>
+        <w:tc>
+          <w:tcPr>
+            <w:tcW w:type="dxa" w:w="2600"/>
+            <w:shd w:fill="FFFFFF" w:val="clear"/>
+            <w:tcMar>
+              <w:top w:type="dxa" w:w="80"/>
+              <w:left w:type="dxa" w:w="100"/>
+              <w:bottom w:type="dxa" w:w="80"/>
+              <w:right w:type="dxa" w:w="100"/>
+            </w:tcMar>
+          </w:tcPr>
+          <w:p>
+            <w:r>
+              <w:t xml:space="preserve">Abandoned</w:t>
+            </w:r>
+          </w:p>
+        </w:tc>
+        <w:tc>
+          <w:tcPr>
+            <w:tcW w:type="dxa" w:w="4200"/>
+            <w:shd w:fill="FFFFFF" w:val="clear"/>
+            <w:tcMar>
+              <w:top w:type="dxa" w:w="80"/>
+              <w:left w:type="dxa" w:w="100"/>
+              <w:bottom w:type="dxa" w:w="80"/>
+              <w:right w:type="dxa" w:w="100"/>
+            </w:tcMar>
+          </w:tcPr>
+          <w:p>
+            <w:r>
+              <w:t xml:space="preserve">No reply by Day 3 after Quote Sent — GHL-internal inactivity logic</w:t>
+            </w:r>
+          </w:p>
+        </w:tc>
+        <w:tc>
+          <w:tcPr>
+            <w:tcW w:type="dxa" w:w="2500"/>
+            <w:shd w:fill="FFFFFF" w:val="clear"/>
+            <w:tcMar>
+              <w:top w:type="dxa" w:w="80"/>
+              <w:left w:type="dxa" w:w="100"/>
+              <w:bottom w:type="dxa" w:w="80"/>
+              <w:right w:type="dxa" w:w="100"/>
+            </w:tcMar>
+          </w:tcPr>
+          <w:p>
+            <w:r>
+              <w:t xml:space="preserve">#11</w:t>
+            </w:r>
+          </w:p>
+        </w:tc>
+      </w:tr>
+      <w:tr>
+        <w:tc>
+          <w:tcPr>
+            <w:tcW w:type="dxa" w:w="700"/>
+            <w:shd w:fill="F8FAFC" w:val="clear"/>
+            <w:tcMar>
+              <w:top w:type="dxa" w:w="80"/>
+              <w:left w:type="dxa" w:w="100"/>
+              <w:bottom w:type="dxa" w:w="80"/>
+              <w:right w:type="dxa" w:w="100"/>
+            </w:tcMar>
+          </w:tcPr>
+          <w:p>
+            <w:r>
+              <w:t xml:space="preserve">7</w:t>
+            </w:r>
+          </w:p>
+        </w:tc>
+        <w:tc>
+          <w:tcPr>
+            <w:tcW w:type="dxa" w:w="2600"/>
+            <w:shd w:fill="F8FAFC" w:val="clear"/>
+            <w:tcMar>
+              <w:top w:type="dxa" w:w="80"/>
+              <w:left w:type="dxa" w:w="100"/>
+              <w:bottom w:type="dxa" w:w="80"/>
+              <w:right w:type="dxa" w:w="100"/>
+            </w:tcMar>
+          </w:tcPr>
+          <w:p>
+            <w:r>
+              <w:t xml:space="preserve">Paid &amp; Won</w:t>
+            </w:r>
+          </w:p>
+        </w:tc>
+        <w:tc>
+          <w:tcPr>
+            <w:tcW w:type="dxa" w:w="4200"/>
+            <w:shd w:fill="F8FAFC" w:val="clear"/>
+            <w:tcMar>
+              <w:top w:type="dxa" w:w="80"/>
+              <w:left w:type="dxa" w:w="100"/>
+              <w:bottom w:type="dxa" w:w="80"/>
+              <w:right w:type="dxa" w:w="100"/>
+            </w:tcMar>
+          </w:tcPr>
+          <w:p>
+            <w:r>
+              <w:t xml:space="preserve">Stage synced to Paid &amp; Won (incl. Day 3/14/30 nurture)</w:t>
+            </w:r>
+          </w:p>
+        </w:tc>
+        <w:tc>
+          <w:tcPr>
+            <w:tcW w:type="dxa" w:w="2500"/>
+            <w:shd w:fill="F8FAFC" w:val="clear"/>
+            <w:tcMar>
+              <w:top w:type="dxa" w:w="80"/>
+              <w:left w:type="dxa" w:w="100"/>
+              <w:bottom w:type="dxa" w:w="80"/>
+              <w:right w:type="dxa" w:w="100"/>
+            </w:tcMar>
+          </w:tcPr>
+          <w:p>
+            <w:r>
+              <w:t xml:space="preserve">#12</w:t>
+            </w:r>
+          </w:p>
+        </w:tc>
+      </w:tr>
+    </w:tbl>
+    <w:p>
+      <w:pPr>
+        <w:pBdr>
+          <w:left w:val="single" w:color="B45309" w:sz="24" w:space="8"/>
+        </w:pBdr>
+        <w:spacing w:after="150" w:before="100"/>
+        <w:ind w:left="200"/>
+      </w:pPr>
+      <w:r>
+        <w:rPr>
+          <w:b/>
+          <w:bCs/>
+          <w:color w:val="B45309"/>
+        </w:rPr>
+        <w:t xml:space="preserve">On Sooraj's “one or two workflows” suggestion: </w:t>
+      </w:r>
+      <w:r>
+        <w:t xml:space="preserve">Partially right, not fully. Automations #3 (Quote Sent) and #6 (Abandoned) share the same real-world anchor — both hinge on “3 days since Quote Sent, no reply.” Those two CAN reasonably be merged into a single workflow (one trigger — tag added: Quote-Sent — with parallel branches for Day 2 nudge, Day 3 nudge, and the Day 3 abandon-check). That's a legitimate simplification — §5 below shows how, as an optional variant. But #2, #4, #5, #7 fire on genuinely different pipeline-stage-entry events; cramming all 6 into “one or two” workflows means one shared canvas where editing one stage's logic risks breaking the others, and GHL canvases with 6 different trigger events branching internally get hard to debug fast. Recommend: 5–6 workflows, not 1–2.</w:t>
       </w:r>
     </w:p>
     <w:p>
@@ -312,8 +855,8 @@
         </w:tblBorders>
       </w:tblPr>
       <w:tblGrid>
-        <w:gridCol w:w="3200"/>
-        <w:gridCol w:w="2600"/>
+        <w:gridCol w:w="3400"/>
+        <w:gridCol w:w="2400"/>
         <w:gridCol w:w="4000"/>
       </w:tblGrid>
       <w:tr>
@@ -322,7 +865,7 @@
         </w:trPr>
         <w:tc>
           <w:tcPr>
-            <w:tcW w:type="dxa" w:w="3200"/>
+            <w:tcW w:type="dxa" w:w="3400"/>
             <w:shd w:fill="1D4ED8" w:val="clear"/>
             <w:tcMar>
               <w:top w:type="dxa" w:w="80"/>
@@ -344,7 +887,7 @@
         </w:tc>
         <w:tc>
           <w:tcPr>
-            <w:tcW w:type="dxa" w:w="2600"/>
+            <w:tcW w:type="dxa" w:w="2400"/>
             <w:shd w:fill="1D4ED8" w:val="clear"/>
             <w:tcMar>
               <w:top w:type="dxa" w:w="80"/>
@@ -390,7 +933,7 @@
       <w:tr>
         <w:tc>
           <w:tcPr>
-            <w:tcW w:type="dxa" w:w="3200"/>
+            <w:tcW w:type="dxa" w:w="3400"/>
             <w:shd w:fill="F8FAFC" w:val="clear"/>
             <w:tcMar>
               <w:top w:type="dxa" w:w="80"/>
@@ -407,7 +950,7 @@
         </w:tc>
         <w:tc>
           <w:tcPr>
-            <w:tcW w:type="dxa" w:w="2600"/>
+            <w:tcW w:type="dxa" w:w="2400"/>
             <w:shd w:fill="F8FAFC" w:val="clear"/>
             <w:tcMar>
               <w:top w:type="dxa" w:w="80"/>
@@ -418,7 +961,7 @@
           </w:tcPr>
           <w:p>
             <w:r>
-              <w:t xml:space="preserve">Workflow 1 (existing)</w:t>
+              <w:t xml:space="preserve">Automation #1 (existing)</w:t>
             </w:r>
           </w:p>
         </w:tc>
@@ -443,7 +986,7 @@
       <w:tr>
         <w:tc>
           <w:tcPr>
-            <w:tcW w:type="dxa" w:w="3200"/>
+            <w:tcW w:type="dxa" w:w="3400"/>
             <w:shd w:fill="FFFFFF" w:val="clear"/>
             <w:tcMar>
               <w:top w:type="dxa" w:w="80"/>
@@ -460,7 +1003,7 @@
         </w:tc>
         <w:tc>
           <w:tcPr>
-            <w:tcW w:type="dxa" w:w="2600"/>
+            <w:tcW w:type="dxa" w:w="2400"/>
             <w:shd w:fill="FFFFFF" w:val="clear"/>
             <w:tcMar>
               <w:top w:type="dxa" w:w="80"/>
@@ -471,7 +1014,7 @@
           </w:tcPr>
           <w:p>
             <w:r>
-              <w:t xml:space="preserve">Workflow 1 (existing)</w:t>
+              <w:t xml:space="preserve">Automation #1 (existing)</w:t>
             </w:r>
           </w:p>
         </w:tc>
@@ -496,7 +1039,7 @@
       <w:tr>
         <w:tc>
           <w:tcPr>
-            <w:tcW w:type="dxa" w:w="3200"/>
+            <w:tcW w:type="dxa" w:w="3400"/>
             <w:shd w:fill="F8FAFC" w:val="clear"/>
             <w:tcMar>
               <w:top w:type="dxa" w:w="80"/>
@@ -513,7 +1056,7 @@
         </w:tc>
         <w:tc>
           <w:tcPr>
-            <w:tcW w:type="dxa" w:w="2600"/>
+            <w:tcW w:type="dxa" w:w="2400"/>
             <w:shd w:fill="F8FAFC" w:val="clear"/>
             <w:tcMar>
               <w:top w:type="dxa" w:w="80"/>
@@ -524,7 +1067,7 @@
           </w:tcPr>
           <w:p>
             <w:r>
-              <w:t xml:space="preserve">Workflow 2</w:t>
+              <w:t xml:space="preserve">Automation #2</w:t>
             </w:r>
           </w:p>
         </w:tc>
@@ -549,7 +1092,7 @@
       <w:tr>
         <w:tc>
           <w:tcPr>
-            <w:tcW w:type="dxa" w:w="3200"/>
+            <w:tcW w:type="dxa" w:w="3400"/>
             <w:shd w:fill="FFFFFF" w:val="clear"/>
             <w:tcMar>
               <w:top w:type="dxa" w:w="80"/>
@@ -566,7 +1109,7 @@
         </w:tc>
         <w:tc>
           <w:tcPr>
-            <w:tcW w:type="dxa" w:w="2600"/>
+            <w:tcW w:type="dxa" w:w="2400"/>
             <w:shd w:fill="FFFFFF" w:val="clear"/>
             <w:tcMar>
               <w:top w:type="dxa" w:w="80"/>
@@ -577,7 +1120,7 @@
           </w:tcPr>
           <w:p>
             <w:r>
-              <w:t xml:space="preserve">Workflow 3</w:t>
+              <w:t xml:space="preserve">Automation #3</w:t>
             </w:r>
           </w:p>
         </w:tc>
@@ -602,7 +1145,7 @@
       <w:tr>
         <w:tc>
           <w:tcPr>
-            <w:tcW w:type="dxa" w:w="3200"/>
+            <w:tcW w:type="dxa" w:w="3400"/>
             <w:shd w:fill="F8FAFC" w:val="clear"/>
             <w:tcMar>
               <w:top w:type="dxa" w:w="80"/>
@@ -619,7 +1162,7 @@
         </w:tc>
         <w:tc>
           <w:tcPr>
-            <w:tcW w:type="dxa" w:w="2600"/>
+            <w:tcW w:type="dxa" w:w="2400"/>
             <w:shd w:fill="F8FAFC" w:val="clear"/>
             <w:tcMar>
               <w:top w:type="dxa" w:w="80"/>
@@ -630,7 +1173,7 @@
           </w:tcPr>
           <w:p>
             <w:r>
-              <w:t xml:space="preserve">Workflow 6</w:t>
+              <w:t xml:space="preserve">Automation #4</w:t>
             </w:r>
           </w:p>
         </w:tc>
@@ -647,7 +1190,7 @@
           </w:tcPr>
           <w:p>
             <w:r>
-              <w:t xml:space="preserve">Customer is negotiating terms/PO</w:t>
+              <w:t xml:space="preserve">Customer is negotiating terms</w:t>
             </w:r>
           </w:p>
         </w:tc>
@@ -655,7 +1198,7 @@
       <w:tr>
         <w:tc>
           <w:tcPr>
-            <w:tcW w:type="dxa" w:w="3200"/>
+            <w:tcW w:type="dxa" w:w="3400"/>
             <w:shd w:fill="FFFFFF" w:val="clear"/>
             <w:tcMar>
               <w:top w:type="dxa" w:w="80"/>
@@ -672,7 +1215,7 @@
         </w:tc>
         <w:tc>
           <w:tcPr>
-            <w:tcW w:type="dxa" w:w="2600"/>
+            <w:tcW w:type="dxa" w:w="2400"/>
             <w:shd w:fill="FFFFFF" w:val="clear"/>
             <w:tcMar>
               <w:top w:type="dxa" w:w="80"/>
@@ -683,7 +1226,7 @@
           </w:tcPr>
           <w:p>
             <w:r>
-              <w:t xml:space="preserve">Workflow 7</w:t>
+              <w:t xml:space="preserve">Automation #5</w:t>
             </w:r>
           </w:p>
         </w:tc>
@@ -708,7 +1251,7 @@
       <w:tr>
         <w:tc>
           <w:tcPr>
-            <w:tcW w:type="dxa" w:w="3200"/>
+            <w:tcW w:type="dxa" w:w="3400"/>
             <w:shd w:fill="F8FAFC" w:val="clear"/>
             <w:tcMar>
               <w:top w:type="dxa" w:w="80"/>
@@ -725,7 +1268,7 @@
         </w:tc>
         <w:tc>
           <w:tcPr>
-            <w:tcW w:type="dxa" w:w="2600"/>
+            <w:tcW w:type="dxa" w:w="2400"/>
             <w:shd w:fill="F8FAFC" w:val="clear"/>
             <w:tcMar>
               <w:top w:type="dxa" w:w="80"/>
@@ -736,7 +1279,7 @@
           </w:tcPr>
           <w:p>
             <w:r>
-              <w:t xml:space="preserve">Workflow 8</w:t>
+              <w:t xml:space="preserve">Automation #6</w:t>
             </w:r>
           </w:p>
         </w:tc>
@@ -761,7 +1304,7 @@
       <w:tr>
         <w:tc>
           <w:tcPr>
-            <w:tcW w:type="dxa" w:w="3200"/>
+            <w:tcW w:type="dxa" w:w="3400"/>
             <w:shd w:fill="FFFFFF" w:val="clear"/>
             <w:tcMar>
               <w:top w:type="dxa" w:w="80"/>
@@ -778,7 +1321,7 @@
         </w:tc>
         <w:tc>
           <w:tcPr>
-            <w:tcW w:type="dxa" w:w="2600"/>
+            <w:tcW w:type="dxa" w:w="2400"/>
             <w:shd w:fill="FFFFFF" w:val="clear"/>
             <w:tcMar>
               <w:top w:type="dxa" w:w="80"/>
@@ -789,7 +1332,7 @@
           </w:tcPr>
           <w:p>
             <w:r>
-              <w:t xml:space="preserve">Workflow 9</w:t>
+              <w:t xml:space="preserve">Automation #7</w:t>
             </w:r>
           </w:p>
         </w:tc>
@@ -818,7 +1361,7 @@
         <w:spacing w:after="150" w:before="300"/>
       </w:pPr>
       <w:r>
-        <w:t xml:space="preserve">0.5 Reference — custom fields you'll map (all model: Contact)</w:t>
+        <w:t xml:space="preserve">0.5 Reference — custom fields (all model: Contact, verified live)</w:t>
       </w:r>
     </w:p>
     <w:tbl>
@@ -1507,7 +2050,7 @@
         <w:spacing w:after="120"/>
       </w:pPr>
       <w:r>
-        <w:t xml:space="preserve">Automation → Workflows → + Create Workflow → Start from Scratch. Name each workflow exactly as given below (search will be much easier later). Set each to Draft while building, Publish only after testing per §12.</w:t>
+        <w:t xml:space="preserve">Automation → Workflows → + Create Workflow → Start from Scratch. Name each workflow exactly as given below. Keep each in Draft while building; Publish only after testing per §6.</w:t>
       </w:r>
     </w:p>
     <w:p>
@@ -1521,7 +2064,7 @@
         <w:spacing w:after="200" w:before="400"/>
       </w:pPr>
       <w:r>
-        <w:t xml:space="preserve">1. Workflow 2 — Under Review. Under Review — Tag &amp; Escalation</w:t>
+        <w:t xml:space="preserve">1. Automation #2 — Under Review. Under Review — Tag &amp; Escalation</w:t>
       </w:r>
     </w:p>
     <w:p>
@@ -1536,7 +2079,7 @@
         <w:t xml:space="preserve">Purpose: </w:t>
       </w:r>
       <w:r>
-        <w:t xml:space="preserve">Marks the opportunity as actively being worked, and escalates internally if the rep sits on it too long.</w:t>
+        <w:t xml:space="preserve">SOW §3.4 trigger block 2: marks the opportunity as actively being worked, escalates internally if the rep sits on it too long. No customer-facing email at this stage (per SOW).</w:t>
       </w:r>
     </w:p>
     <w:p>
@@ -1615,7 +2158,7 @@
         <w:t xml:space="preserve">Add Tag</w:t>
       </w:r>
       <w:r>
-        <w:t xml:space="preserve">: Under-Review (add to the contact).</w:t>
+        <w:t xml:space="preserve">: Under-Review.</w:t>
       </w:r>
     </w:p>
     <w:p>
@@ -1637,7 +2180,7 @@
         <w:t xml:space="preserve">Remove Tag</w:t>
       </w:r>
       <w:r>
-        <w:t xml:space="preserve">: RFQ-New (remove — the lead is no longer “new”).</w:t>
+        <w:t xml:space="preserve">: RFQ-New.</w:t>
       </w:r>
     </w:p>
     <w:p>
@@ -1656,10 +2199,10 @@
           <w:b/>
           <w:bCs/>
         </w:rPr>
-        <w:t xml:space="preserve">Create Task</w:t>
-      </w:r>
-      <w:r>
-        <w:t xml:space="preserve">: Title “Review RFQ — Day 1 check-in”, assigned to Assigned sales rep custom field value (or the location's default RFQ inbox user), due immediately.</w:t>
+        <w:t xml:space="preserve">Wait</w:t>
+      </w:r>
+      <w:r>
+        <w:t xml:space="preserve">: 1 day.</w:t>
       </w:r>
     </w:p>
     <w:p>
@@ -1678,44 +2221,88 @@
           <w:b/>
           <w:bCs/>
         </w:rPr>
+        <w:t xml:space="preserve">If/Else — Opportunity Stage = Under Review</w:t>
+      </w:r>
+      <w:r>
+        <w:t xml:space="preserve">: true → continue (Day 1 in stage). False → End Workflow.</w:t>
+      </w:r>
+    </w:p>
+    <w:p>
+      <w:pPr>
+        <w:spacing w:after="100"/>
+      </w:pPr>
+      <w:r>
+        <w:rPr>
+          <w:b/>
+          <w:bCs/>
+        </w:rPr>
+        <w:t xml:space="preserve">Step 5 — </w:t>
+      </w:r>
+      <w:r>
+        <w:rPr>
+          <w:b/>
+          <w:bCs/>
+        </w:rPr>
+        <w:t xml:space="preserve">Send Internal Notification</w:t>
+      </w:r>
+      <w:r>
+        <w:t xml:space="preserve">: to the assigned rep: “RFQ from [Contact Name] still Under Review.”</w:t>
+      </w:r>
+    </w:p>
+    <w:p>
+      <w:pPr>
+        <w:spacing w:after="100"/>
+      </w:pPr>
+      <w:r>
+        <w:rPr>
+          <w:b/>
+          <w:bCs/>
+        </w:rPr>
+        <w:t xml:space="preserve">Step 6 — </w:t>
+      </w:r>
+      <w:r>
+        <w:rPr>
+          <w:b/>
+          <w:bCs/>
+        </w:rPr>
         <w:t xml:space="preserve">Wait</w:t>
       </w:r>
       <w:r>
-        <w:t xml:space="preserve">: 1 day.</w:t>
-      </w:r>
-    </w:p>
-    <w:p>
-      <w:pPr>
-        <w:spacing w:after="100"/>
-      </w:pPr>
-      <w:r>
-        <w:rPr>
-          <w:b/>
-          <w:bCs/>
-        </w:rPr>
-        <w:t xml:space="preserve">Step 5 — </w:t>
-      </w:r>
-      <w:r>
-        <w:rPr>
-          <w:b/>
-          <w:bCs/>
-        </w:rPr>
-        <w:t xml:space="preserve">If/Else — condition: Opportunity Stage = Under Review</w:t>
-      </w:r>
-      <w:r>
-        <w:t xml:space="preserve">: still true → continue to Step 6 (still sitting here after a day). If the opportunity has moved to any other stage, the If/Else's “else” branch should end the workflow — use “End Workflow” action on the else branch.</w:t>
-      </w:r>
-    </w:p>
-    <w:p>
-      <w:pPr>
-        <w:spacing w:after="100"/>
-      </w:pPr>
-      <w:r>
-        <w:rPr>
-          <w:b/>
-          <w:bCs/>
-        </w:rPr>
-        <w:t xml:space="preserve">Step 6 — </w:t>
+        <w:t xml:space="preserve">: 1 more day (Day 2 total).</w:t>
+      </w:r>
+    </w:p>
+    <w:p>
+      <w:pPr>
+        <w:spacing w:after="100"/>
+      </w:pPr>
+      <w:r>
+        <w:rPr>
+          <w:b/>
+          <w:bCs/>
+        </w:rPr>
+        <w:t xml:space="preserve">Step 7 — </w:t>
+      </w:r>
+      <w:r>
+        <w:rPr>
+          <w:b/>
+          <w:bCs/>
+        </w:rPr>
+        <w:t xml:space="preserve">If/Else — Opportunity Stage = Under Review</w:t>
+      </w:r>
+      <w:r>
+        <w:t xml:space="preserve">: true → continue. False → End Workflow.</w:t>
+      </w:r>
+    </w:p>
+    <w:p>
+      <w:pPr>
+        <w:spacing w:after="100"/>
+      </w:pPr>
+      <w:r>
+        <w:rPr>
+          <w:b/>
+          <w:bCs/>
+        </w:rPr>
+        <w:t xml:space="preserve">Step 8 — </w:t>
       </w:r>
       <w:r>
         <w:rPr>
@@ -1725,79 +2312,13 @@
         <w:t xml:space="preserve">Send Internal Notification</w:t>
       </w:r>
       <w:r>
-        <w:t xml:space="preserve">: Email/SMS to the assigned rep: “RFQ still in Under Review after 1 day — please action.”</w:t>
-      </w:r>
-    </w:p>
-    <w:p>
-      <w:pPr>
-        <w:spacing w:after="100"/>
-      </w:pPr>
-      <w:r>
-        <w:rPr>
-          <w:b/>
-          <w:bCs/>
-        </w:rPr>
-        <w:t xml:space="preserve">Step 7 — </w:t>
-      </w:r>
-      <w:r>
-        <w:rPr>
-          <w:b/>
-          <w:bCs/>
-        </w:rPr>
-        <w:t xml:space="preserve">Wait</w:t>
-      </w:r>
-      <w:r>
-        <w:t xml:space="preserve">: 1 more day (Day 2 total).</w:t>
-      </w:r>
-    </w:p>
-    <w:p>
-      <w:pPr>
-        <w:spacing w:after="100"/>
-      </w:pPr>
-      <w:r>
-        <w:rPr>
-          <w:b/>
-          <w:bCs/>
-        </w:rPr>
-        <w:t xml:space="preserve">Step 8 — </w:t>
-      </w:r>
-      <w:r>
-        <w:rPr>
-          <w:b/>
-          <w:bCs/>
-        </w:rPr>
-        <w:t xml:space="preserve">If/Else — condition: Opportunity Stage = Under Review</w:t>
-      </w:r>
-      <w:r>
-        <w:t xml:space="preserve">: still true → continue; else → End Workflow.</w:t>
-      </w:r>
-    </w:p>
-    <w:p>
-      <w:pPr>
-        <w:spacing w:after="100"/>
-      </w:pPr>
-      <w:r>
-        <w:rPr>
-          <w:b/>
-          <w:bCs/>
-        </w:rPr>
-        <w:t xml:space="preserve">Step 9 — </w:t>
-      </w:r>
-      <w:r>
-        <w:rPr>
-          <w:b/>
-          <w:bCs/>
-        </w:rPr>
-        <w:t xml:space="preserve">Send Internal Notification</w:t>
-      </w:r>
-      <w:r>
-        <w:t xml:space="preserve">: Escalate to rep AND their manager: “RFQ has been in Under Review for 2 days, needs attention.”</w:t>
+        <w:t xml:space="preserve">: escalation to rep + sales manager.</w:t>
       </w:r>
     </w:p>
     <w:p>
       <w:pPr>
         <w:pBdr>
-          <w:left w:val="single" w:color="1D4ED8" w:sz="24" w:space="8"/>
+          <w:left w:val="single" w:color="15803D" w:sz="24" w:space="8"/>
         </w:pBdr>
         <w:spacing w:after="150" w:before="100"/>
         <w:ind w:left="200"/>
@@ -1806,12 +2327,12 @@
         <w:rPr>
           <w:b/>
           <w:bCs/>
-          <w:color w:val="1D4ED8"/>
-        </w:rPr>
-        <w:t xml:space="preserve">Customer email content: </w:t>
-      </w:r>
-      <w:r>
-        <w:t xml:space="preserve">Manually drag a test opportunity into Under Review and confirm the Day-1 task fires immediately, then temporarily shorten the Wait steps to 1 minute each to confirm the escalation branch works before restoring 1-day waits.</w:t>
+          <w:color w:val="15803D"/>
+        </w:rPr>
+        <w:t xml:space="preserve">Test before publishing: </w:t>
+      </w:r>
+      <w:r>
+        <w:t xml:space="preserve">Drag a test opportunity into Under Review; confirm no customer email fires at any point, only internal notifications.</w:t>
       </w:r>
     </w:p>
     <w:p>
@@ -1831,7 +2352,7 @@
         <w:spacing w:after="200" w:before="400"/>
       </w:pPr>
       <w:r>
-        <w:t xml:space="preserve">2. Workflow 3 — Quote Sent (Setup). Quote Sent — Setup &amp; Field Sync</w:t>
+        <w:t xml:space="preserve">2. Automation #3 — Quote Sent. Quote Sent — Field Sync + Day 2/3 Customer Nudges</w:t>
       </w:r>
     </w:p>
     <w:p>
@@ -1846,7 +2367,7 @@
         <w:t xml:space="preserve">Purpose: </w:t>
       </w:r>
       <w:r>
-        <w:t xml:space="preserve">Fires the moment BysonHub's quote-sent status lands and the opportunity moves to Quote Sent. Sets the fields the Day-2/Day-3 nudge workflows depend on.</w:t>
+        <w:t xml:space="preserve">SOW §3.4 trigger block 3. ONE workflow: sets fields on entry, then nudges the customer on Day 2 and Day 3 with sequential Wait steps — not three separate workflows.</w:t>
       </w:r>
     </w:p>
     <w:p>
@@ -1922,6 +2443,94 @@
           <w:b/>
           <w:bCs/>
         </w:rPr>
+        <w:t xml:space="preserve">Update Contact Field</w:t>
+      </w:r>
+      <w:r>
+        <w:t xml:space="preserve">: “Quote sent date” (or use the workflow's own timestamp if no such field exists — confirm the field name with Kumar if unsure) ← today.</w:t>
+      </w:r>
+    </w:p>
+    <w:p>
+      <w:pPr>
+        <w:spacing w:after="100"/>
+      </w:pPr>
+      <w:r>
+        <w:rPr>
+          <w:b/>
+          <w:bCs/>
+        </w:rPr>
+        <w:t xml:space="preserve">Step 2 — </w:t>
+      </w:r>
+      <w:r>
+        <w:rPr>
+          <w:b/>
+          <w:bCs/>
+        </w:rPr>
+        <w:t xml:space="preserve">Update Contact Field</w:t>
+      </w:r>
+      <w:r>
+        <w:t xml:space="preserve">: Quote number ← value from the BysonHub status webhook payload.</w:t>
+      </w:r>
+    </w:p>
+    <w:p>
+      <w:pPr>
+        <w:spacing w:after="100"/>
+      </w:pPr>
+      <w:r>
+        <w:rPr>
+          <w:b/>
+          <w:bCs/>
+        </w:rPr>
+        <w:t xml:space="preserve">Step 3 — </w:t>
+      </w:r>
+      <w:r>
+        <w:rPr>
+          <w:b/>
+          <w:bCs/>
+        </w:rPr>
+        <w:t xml:space="preserve">Update Contact Field</w:t>
+      </w:r>
+      <w:r>
+        <w:t xml:space="preserve">: Quoted value (USD) ← same payload.</w:t>
+      </w:r>
+    </w:p>
+    <w:p>
+      <w:pPr>
+        <w:spacing w:after="100"/>
+      </w:pPr>
+      <w:r>
+        <w:rPr>
+          <w:b/>
+          <w:bCs/>
+        </w:rPr>
+        <w:t xml:space="preserve">Step 4 — </w:t>
+      </w:r>
+      <w:r>
+        <w:rPr>
+          <w:b/>
+          <w:bCs/>
+        </w:rPr>
+        <w:t xml:space="preserve">Remove Tag</w:t>
+      </w:r>
+      <w:r>
+        <w:t xml:space="preserve">: Under-Review.</w:t>
+      </w:r>
+    </w:p>
+    <w:p>
+      <w:pPr>
+        <w:spacing w:after="100"/>
+      </w:pPr>
+      <w:r>
+        <w:rPr>
+          <w:b/>
+          <w:bCs/>
+        </w:rPr>
+        <w:t xml:space="preserve">Step 5 — </w:t>
+      </w:r>
+      <w:r>
+        <w:rPr>
+          <w:b/>
+          <w:bCs/>
+        </w:rPr>
         <w:t xml:space="preserve">Add Tag</w:t>
       </w:r>
       <w:r>
@@ -1937,29 +2546,73 @@
           <w:b/>
           <w:bCs/>
         </w:rPr>
-        <w:t xml:space="preserve">Step 2 — </w:t>
-      </w:r>
-      <w:r>
-        <w:rPr>
-          <w:b/>
-          <w:bCs/>
-        </w:rPr>
-        <w:t xml:space="preserve">Remove Tag</w:t>
-      </w:r>
-      <w:r>
-        <w:t xml:space="preserve">: Under-Review.</w:t>
-      </w:r>
-    </w:p>
-    <w:p>
-      <w:pPr>
-        <w:spacing w:after="100"/>
-      </w:pPr>
-      <w:r>
-        <w:rPr>
-          <w:b/>
-          <w:bCs/>
-        </w:rPr>
-        <w:t xml:space="preserve">Step 3 — </w:t>
+        <w:t xml:space="preserve">Step 6 — </w:t>
+      </w:r>
+      <w:r>
+        <w:rPr>
+          <w:b/>
+          <w:bCs/>
+        </w:rPr>
+        <w:t xml:space="preserve">Wait</w:t>
+      </w:r>
+      <w:r>
+        <w:t xml:space="preserve">: 2 days.</w:t>
+      </w:r>
+    </w:p>
+    <w:p>
+      <w:pPr>
+        <w:spacing w:after="100"/>
+      </w:pPr>
+      <w:r>
+        <w:rPr>
+          <w:b/>
+          <w:bCs/>
+        </w:rPr>
+        <w:t xml:space="preserve">Step 7 — </w:t>
+      </w:r>
+      <w:r>
+        <w:rPr>
+          <w:b/>
+          <w:bCs/>
+        </w:rPr>
+        <w:t xml:space="preserve">If/Else — Contact has tag Quote-Sent</w:t>
+      </w:r>
+      <w:r>
+        <w:t xml:space="preserve">: true (no reply yet, still in this stage) → continue. False → skip to Step 11 (End).</w:t>
+      </w:r>
+    </w:p>
+    <w:p>
+      <w:pPr>
+        <w:spacing w:after="100"/>
+      </w:pPr>
+      <w:r>
+        <w:rPr>
+          <w:b/>
+          <w:bCs/>
+        </w:rPr>
+        <w:t xml:space="preserve">Step 8 — </w:t>
+      </w:r>
+      <w:r>
+        <w:rPr>
+          <w:b/>
+          <w:bCs/>
+        </w:rPr>
+        <w:t xml:space="preserve">Send Email</w:t>
+      </w:r>
+      <w:r>
+        <w:t xml:space="preserve">: to contact — Day 2 nudge, see content note.</w:t>
+      </w:r>
+    </w:p>
+    <w:p>
+      <w:pPr>
+        <w:spacing w:after="100"/>
+      </w:pPr>
+      <w:r>
+        <w:rPr>
+          <w:b/>
+          <w:bCs/>
+        </w:rPr>
+        <w:t xml:space="preserve">Step 9 — </w:t>
       </w:r>
       <w:r>
         <w:rPr>
@@ -1969,19 +2622,85 @@
         <w:t xml:space="preserve">Update Contact Field</w:t>
       </w:r>
       <w:r>
-        <w:t xml:space="preserve">: Quote number ← value from the incoming status webhook payload (map the merge field BysonHub sends — see the SOP §2 webhook contract).</w:t>
-      </w:r>
-    </w:p>
-    <w:p>
-      <w:pPr>
-        <w:spacing w:after="100"/>
-      </w:pPr>
-      <w:r>
-        <w:rPr>
-          <w:b/>
-          <w:bCs/>
-        </w:rPr>
-        <w:t xml:space="preserve">Step 4 — </w:t>
+        <w:t xml:space="preserve">: Follow-up count ← increment by 1.</w:t>
+      </w:r>
+    </w:p>
+    <w:p>
+      <w:pPr>
+        <w:spacing w:after="100"/>
+      </w:pPr>
+      <w:r>
+        <w:rPr>
+          <w:b/>
+          <w:bCs/>
+        </w:rPr>
+        <w:t xml:space="preserve">Step 10 — </w:t>
+      </w:r>
+      <w:r>
+        <w:rPr>
+          <w:b/>
+          <w:bCs/>
+        </w:rPr>
+        <w:t xml:space="preserve">Wait</w:t>
+      </w:r>
+      <w:r>
+        <w:t xml:space="preserve">: 1 more day (Day 3 total since Quote Sent).</w:t>
+      </w:r>
+    </w:p>
+    <w:p>
+      <w:pPr>
+        <w:spacing w:after="100"/>
+      </w:pPr>
+      <w:r>
+        <w:rPr>
+          <w:b/>
+          <w:bCs/>
+        </w:rPr>
+        <w:t xml:space="preserve">Step 11 — </w:t>
+      </w:r>
+      <w:r>
+        <w:rPr>
+          <w:b/>
+          <w:bCs/>
+        </w:rPr>
+        <w:t xml:space="preserve">If/Else — Contact has tag Quote-Sent</w:t>
+      </w:r>
+      <w:r>
+        <w:t xml:space="preserve">: true → continue. False → End Workflow.</w:t>
+      </w:r>
+    </w:p>
+    <w:p>
+      <w:pPr>
+        <w:spacing w:after="100"/>
+      </w:pPr>
+      <w:r>
+        <w:rPr>
+          <w:b/>
+          <w:bCs/>
+        </w:rPr>
+        <w:t xml:space="preserve">Step 12 — </w:t>
+      </w:r>
+      <w:r>
+        <w:rPr>
+          <w:b/>
+          <w:bCs/>
+        </w:rPr>
+        <w:t xml:space="preserve">Send Email</w:t>
+      </w:r>
+      <w:r>
+        <w:t xml:space="preserve">: to contact — Day 3 second nudge + datasheet link, see content note.</w:t>
+      </w:r>
+    </w:p>
+    <w:p>
+      <w:pPr>
+        <w:spacing w:after="100"/>
+      </w:pPr>
+      <w:r>
+        <w:rPr>
+          <w:b/>
+          <w:bCs/>
+        </w:rPr>
+        <w:t xml:space="preserve">Step 13 — </w:t>
       </w:r>
       <w:r>
         <w:rPr>
@@ -1991,29 +2710,29 @@
         <w:t xml:space="preserve">Update Contact Field</w:t>
       </w:r>
       <w:r>
-        <w:t xml:space="preserve">: Quoted value (USD) ← same payload.</w:t>
-      </w:r>
-    </w:p>
-    <w:p>
-      <w:pPr>
-        <w:spacing w:after="100"/>
-      </w:pPr>
-      <w:r>
-        <w:rPr>
-          <w:b/>
-          <w:bCs/>
-        </w:rPr>
-        <w:t xml:space="preserve">Step 5 — </w:t>
-      </w:r>
-      <w:r>
-        <w:rPr>
-          <w:b/>
-          <w:bCs/>
-        </w:rPr>
-        <w:t xml:space="preserve">Update Contact Field</w:t>
-      </w:r>
-      <w:r>
-        <w:t xml:space="preserve">: Follow-up count ← set to 0 (reset the counter for this quote cycle).</w:t>
+        <w:t xml:space="preserve">: Follow-up count ← increment by 1.</w:t>
+      </w:r>
+    </w:p>
+    <w:p>
+      <w:pPr>
+        <w:spacing w:after="100"/>
+      </w:pPr>
+      <w:r>
+        <w:rPr>
+          <w:b/>
+          <w:bCs/>
+        </w:rPr>
+        <w:t xml:space="preserve">Step 14 — </w:t>
+      </w:r>
+      <w:r>
+        <w:rPr>
+          <w:b/>
+          <w:bCs/>
+        </w:rPr>
+        <w:t xml:space="preserve">Create Task</w:t>
+      </w:r>
+      <w:r>
+        <w:t xml:space="preserve">: “Follow up with [Contact Name] on outstanding RFQ”, assigned to rep — SOW: fires “in parallel, if not progressed past Day 3.”</w:t>
       </w:r>
     </w:p>
     <w:p>
@@ -2033,7 +2752,27 @@
         <w:t xml:space="preserve">Customer email content: </w:t>
       </w:r>
       <w:r>
-        <w:t xml:space="preserve">This workflow only sets state — it sends no customer email. Confirm the two nudge workflows (3 and 4 below) are what actually message the customer.</w:t>
+        <w:t xml:space="preserve">Confirm the Day 2 and Day 3 branches both correctly exit (no email) once the tag is removed — that's what Negotiation/Quotation Accepted rely on to stop these nudges (see Automations #4/#5).</w:t>
+      </w:r>
+    </w:p>
+    <w:p>
+      <w:pPr>
+        <w:pBdr>
+          <w:left w:val="single" w:color="15803D" w:sz="24" w:space="8"/>
+        </w:pBdr>
+        <w:spacing w:after="150" w:before="100"/>
+        <w:ind w:left="200"/>
+      </w:pPr>
+      <w:r>
+        <w:rPr>
+          <w:b/>
+          <w:bCs/>
+          <w:color w:val="15803D"/>
+        </w:rPr>
+        <w:t xml:space="preserve">Test before publishing: </w:t>
+      </w:r>
+      <w:r>
+        <w:t xml:space="preserve">Did our quote cover your requirements? (Day 2) / second nudge with a relevant datasheet or application-note link (Day 3). Never restate pricing or resend the quotation — BysonHub already sent it.</w:t>
       </w:r>
     </w:p>
     <w:p>
@@ -2053,7 +2792,7 @@
         <w:spacing w:after="200" w:before="400"/>
       </w:pPr>
       <w:r>
-        <w:t xml:space="preserve">3. Workflow 4 — Quote Sent Day 2 Nudge. Quote Sent — Day 2 Customer Nudge</w:t>
+        <w:t xml:space="preserve">3. Automation #4 — Negotiation. Negotiation — Pause Nudges &amp; Rep Reminder</w:t>
       </w:r>
     </w:p>
     <w:p>
@@ -2068,7 +2807,7 @@
         <w:t xml:space="preserve">Purpose: </w:t>
       </w:r>
       <w:r>
-        <w:t xml:space="preserve">First customer-facing nudge, checking in without re-sending the quote.</w:t>
+        <w:t xml:space="preserve">SOW §3.4 trigger block 4. Removing the Quote-Sent tag here is what stops Automation #3's in-flight nudge waits — the single most important cross-workflow dependency in this build.</w:t>
       </w:r>
     </w:p>
     <w:p>
@@ -2090,7 +2829,7 @@
         <w:spacing w:after="60"/>
       </w:pPr>
       <w:r>
-        <w:t xml:space="preserve">Trigger type: Tag Added</w:t>
+        <w:t xml:space="preserve">Trigger type: Pipeline Stage Changed</w:t>
       </w:r>
     </w:p>
     <w:p>
@@ -2103,188 +2842,7 @@
         <w:spacing w:after="60"/>
       </w:pPr>
       <w:r>
-        <w:t xml:space="preserve">Tag: Quote-Sent</w:t>
-      </w:r>
-    </w:p>
-    <w:p>
-      <w:pPr>
-        <w:pStyle w:val="Heading3"/>
-        <w:spacing w:after="100" w:before="200"/>
-      </w:pPr>
-      <w:r>
-        <w:t xml:space="preserve">Build steps</w:t>
-      </w:r>
-    </w:p>
-    <w:p>
-      <w:pPr>
-        <w:spacing w:after="100"/>
-      </w:pPr>
-      <w:r>
-        <w:rPr>
-          <w:b/>
-          <w:bCs/>
-        </w:rPr>
-        <w:t xml:space="preserve">Step 1 — </w:t>
-      </w:r>
-      <w:r>
-        <w:rPr>
-          <w:b/>
-          <w:bCs/>
-        </w:rPr>
-        <w:t xml:space="preserve">Wait</w:t>
-      </w:r>
-      <w:r>
-        <w:t xml:space="preserve">: 2 days.</w:t>
-      </w:r>
-    </w:p>
-    <w:p>
-      <w:pPr>
-        <w:spacing w:after="100"/>
-      </w:pPr>
-      <w:r>
-        <w:rPr>
-          <w:b/>
-          <w:bCs/>
-        </w:rPr>
-        <w:t xml:space="preserve">Step 2 — </w:t>
-      </w:r>
-      <w:r>
-        <w:rPr>
-          <w:b/>
-          <w:bCs/>
-        </w:rPr>
-        <w:t xml:space="preserve">If/Else — condition: Contact has tag Quote-Sent</w:t>
-      </w:r>
-      <w:r>
-        <w:t xml:space="preserve">: true → continue (still in Quote Sent, hasn't moved to Negotiation/Accepted/Abandoned). False → End Workflow.</w:t>
-      </w:r>
-    </w:p>
-    <w:p>
-      <w:pPr>
-        <w:spacing w:after="100"/>
-      </w:pPr>
-      <w:r>
-        <w:rPr>
-          <w:b/>
-          <w:bCs/>
-        </w:rPr>
-        <w:t xml:space="preserve">Step 3 — </w:t>
-      </w:r>
-      <w:r>
-        <w:rPr>
-          <w:b/>
-          <w:bCs/>
-        </w:rPr>
-        <w:t xml:space="preserve">Send Email</w:t>
-      </w:r>
-      <w:r>
-        <w:t xml:space="preserve">: to contact — nudge only, see content note below.</w:t>
-      </w:r>
-    </w:p>
-    <w:p>
-      <w:pPr>
-        <w:spacing w:after="100"/>
-      </w:pPr>
-      <w:r>
-        <w:rPr>
-          <w:b/>
-          <w:bCs/>
-        </w:rPr>
-        <w:t xml:space="preserve">Step 4 — </w:t>
-      </w:r>
-      <w:r>
-        <w:rPr>
-          <w:b/>
-          <w:bCs/>
-        </w:rPr>
-        <w:t xml:space="preserve">Update Contact Field</w:t>
-      </w:r>
-      <w:r>
-        <w:t xml:space="preserve">: Follow-up count ← increment by 1 (use the field's existing value + 1 via a Math/Update Field action, or a Workflow “custom value” expression if your GHL plan supports it; otherwise set manually to 1).</w:t>
-      </w:r>
-    </w:p>
-    <w:p>
-      <w:pPr>
-        <w:pBdr>
-          <w:left w:val="single" w:color="1D4ED8" w:sz="24" w:space="8"/>
-        </w:pBdr>
-        <w:spacing w:after="150" w:before="100"/>
-        <w:ind w:left="200"/>
-      </w:pPr>
-      <w:r>
-        <w:rPr>
-          <w:b/>
-          <w:bCs/>
-          <w:color w:val="1D4ED8"/>
-        </w:rPr>
-        <w:t xml:space="preserve">Customer email content: </w:t>
-      </w:r>
-      <w:r>
-        <w:t xml:space="preserve">Set Wait to 2 minutes temporarily, confirm the email fires and the field increments, then restore 2 days.</w:t>
-      </w:r>
-    </w:p>
-    <w:p>
-      <w:pPr>
-        <w:pBdr>
-          <w:left w:val="single" w:color="15803D" w:sz="24" w:space="8"/>
-        </w:pBdr>
-        <w:spacing w:after="150" w:before="100"/>
-        <w:ind w:left="200"/>
-      </w:pPr>
-      <w:r>
-        <w:rPr>
-          <w:b/>
-          <w:bCs/>
-          <w:color w:val="15803D"/>
-        </w:rPr>
-        <w:t xml:space="preserve">Test before publishing: </w:t>
-      </w:r>
-      <w:r>
-        <w:t xml:space="preserve">Did our quote cover everything you need? Reply here or let us know if you have questions — happy to help. (Do NOT attach or restate pricing/quote details — BysonHub already sent that.)</w:t>
-      </w:r>
-    </w:p>
-    <w:p>
-      <w:pPr>
-        <w:pBdr>
-          <w:bottom w:val="single" w:color="CBD5E1" w:sz="6" w:space="4"/>
-        </w:pBdr>
-        <w:spacing w:after="200" w:before="200"/>
-      </w:pPr>
-      <w:r>
-        <w:t xml:space="preserve"/>
-      </w:r>
-    </w:p>
-    <w:p>
-      <w:pPr>
-        <w:pStyle w:val="Heading1"/>
-        <w:spacing w:after="200" w:before="400"/>
-      </w:pPr>
-      <w:r>
-        <w:t xml:space="preserve">4. Workflow 5 — Quote Sent Day 3 Second Nudge. Quote Sent — Day 3 Second Nudge + Rep Escalation</w:t>
-      </w:r>
-    </w:p>
-    <w:p>
-      <w:pPr>
-        <w:spacing w:after="120"/>
-      </w:pPr>
-      <w:r>
-        <w:rPr>
-          <w:b/>
-          <w:bCs/>
-        </w:rPr>
-        <w:t xml:space="preserve">Purpose: </w:t>
-      </w:r>
-      <w:r>
-        <w:t xml:space="preserve">Second and final automated nudge before the lead is left to go Abandoned on inactivity (Workflow 8 handles that separately).</w:t>
-      </w:r>
-    </w:p>
-    <w:p>
-      <w:pPr>
-        <w:pStyle w:val="Heading3"/>
-        <w:spacing w:after="100" w:before="200"/>
-      </w:pPr>
-      <w:r>
-        <w:t xml:space="preserve">Trigger</w:t>
+        <w:t xml:space="preserve">Pipeline: RFQ Pipeline</w:t>
       </w:r>
     </w:p>
     <w:p>
@@ -2297,7 +2855,190 @@
         <w:spacing w:after="60"/>
       </w:pPr>
       <w:r>
-        <w:t xml:space="preserve">Trigger type: Tag Added</w:t>
+        <w:t xml:space="preserve">Stage: Negotiation (entered)</w:t>
+      </w:r>
+    </w:p>
+    <w:p>
+      <w:pPr>
+        <w:pStyle w:val="Heading3"/>
+        <w:spacing w:after="100" w:before="200"/>
+      </w:pPr>
+      <w:r>
+        <w:t xml:space="preserve">Build steps</w:t>
+      </w:r>
+    </w:p>
+    <w:p>
+      <w:pPr>
+        <w:spacing w:after="100"/>
+      </w:pPr>
+      <w:r>
+        <w:rPr>
+          <w:b/>
+          <w:bCs/>
+        </w:rPr>
+        <w:t xml:space="preserve">Step 1 — </w:t>
+      </w:r>
+      <w:r>
+        <w:rPr>
+          <w:b/>
+          <w:bCs/>
+        </w:rPr>
+        <w:t xml:space="preserve">Remove Tag</w:t>
+      </w:r>
+      <w:r>
+        <w:t xml:space="preserve">: Quote-Sent — this pauses Automation #3's nudge sequence for any in-flight wait.</w:t>
+      </w:r>
+    </w:p>
+    <w:p>
+      <w:pPr>
+        <w:spacing w:after="100"/>
+      </w:pPr>
+      <w:r>
+        <w:rPr>
+          <w:b/>
+          <w:bCs/>
+        </w:rPr>
+        <w:t xml:space="preserve">Step 2 — </w:t>
+      </w:r>
+      <w:r>
+        <w:rPr>
+          <w:b/>
+          <w:bCs/>
+        </w:rPr>
+        <w:t xml:space="preserve">Add Tag</w:t>
+      </w:r>
+      <w:r>
+        <w:t xml:space="preserve">: Negotiation.</w:t>
+      </w:r>
+    </w:p>
+    <w:p>
+      <w:pPr>
+        <w:spacing w:after="100"/>
+      </w:pPr>
+      <w:r>
+        <w:rPr>
+          <w:b/>
+          <w:bCs/>
+        </w:rPr>
+        <w:t xml:space="preserve">Step 3 — </w:t>
+      </w:r>
+      <w:r>
+        <w:rPr>
+          <w:b/>
+          <w:bCs/>
+        </w:rPr>
+        <w:t xml:space="preserve">Create Task</w:t>
+      </w:r>
+      <w:r>
+        <w:t xml:space="preserve">: “Active negotiation — [Contact Name]”, assigned to rep.</w:t>
+      </w:r>
+    </w:p>
+    <w:p>
+      <w:pPr>
+        <w:spacing w:after="100"/>
+      </w:pPr>
+      <w:r>
+        <w:rPr>
+          <w:b/>
+          <w:bCs/>
+        </w:rPr>
+        <w:t xml:space="preserve">Step 4 — </w:t>
+      </w:r>
+      <w:r>
+        <w:rPr>
+          <w:b/>
+          <w:bCs/>
+        </w:rPr>
+        <w:t xml:space="preserve">Wait</w:t>
+      </w:r>
+      <w:r>
+        <w:t xml:space="preserve">: 5 business days (use GHL's business-day Wait option, not calendar days).</w:t>
+      </w:r>
+    </w:p>
+    <w:p>
+      <w:pPr>
+        <w:spacing w:after="100"/>
+      </w:pPr>
+      <w:r>
+        <w:rPr>
+          <w:b/>
+          <w:bCs/>
+        </w:rPr>
+        <w:t xml:space="preserve">Step 5 — </w:t>
+      </w:r>
+      <w:r>
+        <w:rPr>
+          <w:b/>
+          <w:bCs/>
+        </w:rPr>
+        <w:t xml:space="preserve">If/Else — Opportunity Stage = Negotiation</w:t>
+      </w:r>
+      <w:r>
+        <w:t xml:space="preserve">: true → Send Internal Notification to rep to check in. False → End Workflow.</w:t>
+      </w:r>
+    </w:p>
+    <w:p>
+      <w:pPr>
+        <w:pBdr>
+          <w:left w:val="single" w:color="15803D" w:sz="24" w:space="8"/>
+        </w:pBdr>
+        <w:spacing w:after="150" w:before="100"/>
+        <w:ind w:left="200"/>
+      </w:pPr>
+      <w:r>
+        <w:rPr>
+          <w:b/>
+          <w:bCs/>
+          <w:color w:val="15803D"/>
+        </w:rPr>
+        <w:t xml:space="preserve">Test before publishing: </w:t>
+      </w:r>
+      <w:r>
+        <w:t xml:space="preserve">Confirm removing the Quote-Sent tag here actually halts a test contact's in-flight Automation #3 wait — test this dependency explicitly, it's easy to get wrong.</w:t>
+      </w:r>
+    </w:p>
+    <w:p>
+      <w:pPr>
+        <w:pBdr>
+          <w:bottom w:val="single" w:color="CBD5E1" w:sz="6" w:space="4"/>
+        </w:pBdr>
+        <w:spacing w:after="200" w:before="200"/>
+      </w:pPr>
+      <w:r>
+        <w:t xml:space="preserve"/>
+      </w:r>
+    </w:p>
+    <w:p>
+      <w:pPr>
+        <w:pStyle w:val="Heading1"/>
+        <w:spacing w:after="200" w:before="400"/>
+      </w:pPr>
+      <w:r>
+        <w:t xml:space="preserve">4. Automation #5 — Quotation Accepted. Quotation Accepted — Stop Nudges &amp; Payment Monitor</w:t>
+      </w:r>
+    </w:p>
+    <w:p>
+      <w:pPr>
+        <w:spacing w:after="120"/>
+      </w:pPr>
+      <w:r>
+        <w:rPr>
+          <w:b/>
+          <w:bCs/>
+        </w:rPr>
+        <w:t xml:space="preserve">Purpose: </w:t>
+      </w:r>
+      <w:r>
+        <w:t xml:space="preserve">SOW §3.4 trigger block 5. Customer has accepted; stop all further nudges and wait for BysonHub to confirm payment. No payment link sent from GHL.</w:t>
+      </w:r>
+    </w:p>
+    <w:p>
+      <w:pPr>
+        <w:pStyle w:val="Heading3"/>
+        <w:spacing w:after="100" w:before="200"/>
+      </w:pPr>
+      <w:r>
+        <w:t xml:space="preserve">Trigger</w:t>
       </w:r>
     </w:p>
     <w:p>
@@ -2310,210 +3051,7 @@
         <w:spacing w:after="60"/>
       </w:pPr>
       <w:r>
-        <w:t xml:space="preserve">Tag: Quote-Sent</w:t>
-      </w:r>
-    </w:p>
-    <w:p>
-      <w:pPr>
-        <w:pStyle w:val="Heading3"/>
-        <w:spacing w:after="100" w:before="200"/>
-      </w:pPr>
-      <w:r>
-        <w:t xml:space="preserve">Build steps</w:t>
-      </w:r>
-    </w:p>
-    <w:p>
-      <w:pPr>
-        <w:spacing w:after="100"/>
-      </w:pPr>
-      <w:r>
-        <w:rPr>
-          <w:b/>
-          <w:bCs/>
-        </w:rPr>
-        <w:t xml:space="preserve">Step 1 — </w:t>
-      </w:r>
-      <w:r>
-        <w:rPr>
-          <w:b/>
-          <w:bCs/>
-        </w:rPr>
-        <w:t xml:space="preserve">Wait</w:t>
-      </w:r>
-      <w:r>
-        <w:t xml:space="preserve">: 3 days.</w:t>
-      </w:r>
-    </w:p>
-    <w:p>
-      <w:pPr>
-        <w:spacing w:after="100"/>
-      </w:pPr>
-      <w:r>
-        <w:rPr>
-          <w:b/>
-          <w:bCs/>
-        </w:rPr>
-        <w:t xml:space="preserve">Step 2 — </w:t>
-      </w:r>
-      <w:r>
-        <w:rPr>
-          <w:b/>
-          <w:bCs/>
-        </w:rPr>
-        <w:t xml:space="preserve">If/Else — condition: Contact has tag Quote-Sent</w:t>
-      </w:r>
-      <w:r>
-        <w:t xml:space="preserve">: true → continue. False → End Workflow.</w:t>
-      </w:r>
-    </w:p>
-    <w:p>
-      <w:pPr>
-        <w:spacing w:after="100"/>
-      </w:pPr>
-      <w:r>
-        <w:rPr>
-          <w:b/>
-          <w:bCs/>
-        </w:rPr>
-        <w:t xml:space="preserve">Step 3 — </w:t>
-      </w:r>
-      <w:r>
-        <w:rPr>
-          <w:b/>
-          <w:bCs/>
-        </w:rPr>
-        <w:t xml:space="preserve">Send Email</w:t>
-      </w:r>
-      <w:r>
-        <w:t xml:space="preserve">: to contact — second nudge + datasheet link, see content note.</w:t>
-      </w:r>
-    </w:p>
-    <w:p>
-      <w:pPr>
-        <w:spacing w:after="100"/>
-      </w:pPr>
-      <w:r>
-        <w:rPr>
-          <w:b/>
-          <w:bCs/>
-        </w:rPr>
-        <w:t xml:space="preserve">Step 4 — </w:t>
-      </w:r>
-      <w:r>
-        <w:rPr>
-          <w:b/>
-          <w:bCs/>
-        </w:rPr>
-        <w:t xml:space="preserve">Update Contact Field</w:t>
-      </w:r>
-      <w:r>
-        <w:t xml:space="preserve">: Follow-up count ← increment by 1.</w:t>
-      </w:r>
-    </w:p>
-    <w:p>
-      <w:pPr>
-        <w:spacing w:after="100"/>
-      </w:pPr>
-      <w:r>
-        <w:rPr>
-          <w:b/>
-          <w:bCs/>
-        </w:rPr>
-        <w:t xml:space="preserve">Step 5 — </w:t>
-      </w:r>
-      <w:r>
-        <w:rPr>
-          <w:b/>
-          <w:bCs/>
-        </w:rPr>
-        <w:t xml:space="preserve">Create Task</w:t>
-      </w:r>
-      <w:r>
-        <w:t xml:space="preserve">: Title “Quote stalled 3 days — personal follow-up needed”, assigned to the rep, due immediately.</w:t>
-      </w:r>
-    </w:p>
-    <w:p>
-      <w:pPr>
-        <w:pBdr>
-          <w:left w:val="single" w:color="1D4ED8" w:sz="24" w:space="8"/>
-        </w:pBdr>
-        <w:spacing w:after="150" w:before="100"/>
-        <w:ind w:left="200"/>
-      </w:pPr>
-      <w:r>
-        <w:rPr>
-          <w:b/>
-          <w:bCs/>
-          <w:color w:val="1D4ED8"/>
-        </w:rPr>
-        <w:t xml:space="preserve">Customer email content: </w:t>
-      </w:r>
-      <w:r>
-        <w:t xml:space="preserve">Confirm this fires independently of Workflow 4 (both trigger off the same tag add, at different Wait durations) — test both together with shortened waits to make sure they don't collide or duplicate.</w:t>
-      </w:r>
-    </w:p>
-    <w:p>
-      <w:pPr>
-        <w:pBdr>
-          <w:left w:val="single" w:color="15803D" w:sz="24" w:space="8"/>
-        </w:pBdr>
-        <w:spacing w:after="150" w:before="100"/>
-        <w:ind w:left="200"/>
-      </w:pPr>
-      <w:r>
-        <w:rPr>
-          <w:b/>
-          <w:bCs/>
-          <w:color w:val="15803D"/>
-        </w:rPr>
-        <w:t xml:space="preserve">Test before publishing: </w:t>
-      </w:r>
-      <w:r>
-        <w:t xml:space="preserve">Following up on the quote we sent — in the meantime, here's a relevant product datasheet you might find useful: [link]. Let us know if you'd like to discuss further.</w:t>
-      </w:r>
-    </w:p>
-    <w:p>
-      <w:pPr>
-        <w:pBdr>
-          <w:bottom w:val="single" w:color="CBD5E1" w:sz="6" w:space="4"/>
-        </w:pBdr>
-        <w:spacing w:after="200" w:before="200"/>
-      </w:pPr>
-      <w:r>
-        <w:t xml:space="preserve"/>
-      </w:r>
-    </w:p>
-    <w:p>
-      <w:pPr>
-        <w:pStyle w:val="Heading1"/>
-        <w:spacing w:after="200" w:before="400"/>
-      </w:pPr>
-      <w:r>
-        <w:t xml:space="preserve">5. Workflow 6 — Negotiation. Negotiation / PO — Pause Nudges &amp; Rep Reminder</w:t>
-      </w:r>
-    </w:p>
-    <w:p>
-      <w:pPr>
-        <w:spacing w:after="120"/>
-      </w:pPr>
-      <w:r>
-        <w:rPr>
-          <w:b/>
-          <w:bCs/>
-        </w:rPr>
-        <w:t xml:space="preserve">Purpose: </w:t>
-      </w:r>
-      <w:r>
-        <w:t xml:space="preserve">Stops the automated nudges the moment a human conversation starts, and reminds the rep if talks stall.</w:t>
-      </w:r>
-    </w:p>
-    <w:p>
-      <w:pPr>
-        <w:pStyle w:val="Heading3"/>
-        <w:spacing w:after="100" w:before="200"/>
-      </w:pPr>
-      <w:r>
-        <w:t xml:space="preserve">Trigger</w:t>
+        <w:t xml:space="preserve">Trigger type: Pipeline Stage Changed</w:t>
       </w:r>
     </w:p>
     <w:p>
@@ -2526,7 +3064,7 @@
         <w:spacing w:after="60"/>
       </w:pPr>
       <w:r>
-        <w:t xml:space="preserve">Trigger type: Pipeline Stage Changed</w:t>
+        <w:t xml:space="preserve">Pipeline: RFQ Pipeline</w:t>
       </w:r>
     </w:p>
     <w:p>
@@ -2539,7 +3077,168 @@
         <w:spacing w:after="60"/>
       </w:pPr>
       <w:r>
-        <w:t xml:space="preserve">Pipeline: RFQ Pipeline</w:t>
+        <w:t xml:space="preserve">Stage: Quotation Accepted (entered)</w:t>
+      </w:r>
+    </w:p>
+    <w:p>
+      <w:pPr>
+        <w:pStyle w:val="Heading3"/>
+        <w:spacing w:after="100" w:before="200"/>
+      </w:pPr>
+      <w:r>
+        <w:t xml:space="preserve">Build steps</w:t>
+      </w:r>
+    </w:p>
+    <w:p>
+      <w:pPr>
+        <w:spacing w:after="100"/>
+      </w:pPr>
+      <w:r>
+        <w:rPr>
+          <w:b/>
+          <w:bCs/>
+        </w:rPr>
+        <w:t xml:space="preserve">Step 1 — </w:t>
+      </w:r>
+      <w:r>
+        <w:rPr>
+          <w:b/>
+          <w:bCs/>
+        </w:rPr>
+        <w:t xml:space="preserve">Remove Tag</w:t>
+      </w:r>
+      <w:r>
+        <w:t xml:space="preserve">: Negotiation, Quote-Sent (remove both — covers entry from either prior stage).</w:t>
+      </w:r>
+    </w:p>
+    <w:p>
+      <w:pPr>
+        <w:spacing w:after="100"/>
+      </w:pPr>
+      <w:r>
+        <w:rPr>
+          <w:b/>
+          <w:bCs/>
+        </w:rPr>
+        <w:t xml:space="preserve">Step 2 — </w:t>
+      </w:r>
+      <w:r>
+        <w:rPr>
+          <w:b/>
+          <w:bCs/>
+        </w:rPr>
+        <w:t xml:space="preserve">Add Tag</w:t>
+      </w:r>
+      <w:r>
+        <w:t xml:space="preserve">: Quotation-Accepted.</w:t>
+      </w:r>
+    </w:p>
+    <w:p>
+      <w:pPr>
+        <w:spacing w:after="100"/>
+      </w:pPr>
+      <w:r>
+        <w:rPr>
+          <w:b/>
+          <w:bCs/>
+        </w:rPr>
+        <w:t xml:space="preserve">Step 3 — </w:t>
+      </w:r>
+      <w:r>
+        <w:rPr>
+          <w:b/>
+          <w:bCs/>
+        </w:rPr>
+        <w:t xml:space="preserve">Send Internal Notification</w:t>
+      </w:r>
+      <w:r>
+        <w:t xml:space="preserve">: to rep: “Quotation accepted — awaiting payment.”</w:t>
+      </w:r>
+    </w:p>
+    <w:p>
+      <w:pPr>
+        <w:spacing w:after="100"/>
+      </w:pPr>
+      <w:r>
+        <w:rPr>
+          <w:b/>
+          <w:bCs/>
+        </w:rPr>
+        <w:t xml:space="preserve">Step 4 — </w:t>
+      </w:r>
+      <w:r>
+        <w:rPr>
+          <w:b/>
+          <w:bCs/>
+        </w:rPr>
+        <w:t xml:space="preserve">Create Task</w:t>
+      </w:r>
+      <w:r>
+        <w:t xml:space="preserve">: “Monitor payment status — [Contact Name]”, assigned to rep.</w:t>
+      </w:r>
+    </w:p>
+    <w:p>
+      <w:pPr>
+        <w:pBdr>
+          <w:left w:val="single" w:color="15803D" w:sz="24" w:space="8"/>
+        </w:pBdr>
+        <w:spacing w:after="150" w:before="100"/>
+        <w:ind w:left="200"/>
+      </w:pPr>
+      <w:r>
+        <w:rPr>
+          <w:b/>
+          <w:bCs/>
+          <w:color w:val="15803D"/>
+        </w:rPr>
+        <w:t xml:space="preserve">Test before publishing: </w:t>
+      </w:r>
+      <w:r>
+        <w:t xml:space="preserve">No customer email here — BysonHub sends the Stripe payment link / bank details, per SOW §3.4.</w:t>
+      </w:r>
+    </w:p>
+    <w:p>
+      <w:pPr>
+        <w:pBdr>
+          <w:bottom w:val="single" w:color="CBD5E1" w:sz="6" w:space="4"/>
+        </w:pBdr>
+        <w:spacing w:after="200" w:before="200"/>
+      </w:pPr>
+      <w:r>
+        <w:t xml:space="preserve"/>
+      </w:r>
+    </w:p>
+    <w:p>
+      <w:pPr>
+        <w:pStyle w:val="Heading1"/>
+        <w:spacing w:after="200" w:before="400"/>
+      </w:pPr>
+      <w:r>
+        <w:t xml:space="preserve">5. Automation #6 — Abandoned. Abandoned — Inactivity Auto-Detect, Nurture &amp; Customer Match</w:t>
+      </w:r>
+    </w:p>
+    <w:p>
+      <w:pPr>
+        <w:spacing w:after="120"/>
+      </w:pPr>
+      <w:r>
+        <w:rPr>
+          <w:b/>
+          <w:bCs/>
+        </w:rPr>
+        <w:t xml:space="preserve">Purpose: </w:t>
+      </w:r>
+      <w:r>
+        <w:t xml:space="preserve">SOW §3.4 trigger block 6: the only fully automatic stage move in this pipeline — GHL detects it, no human drags the card. Fires off the same signal Automation #3 watches (3 days since Quote Sent, no reply) — see the optional merge note in §0.3 if you'd rather combine this into Automation #3's workflow instead of building it separately.</w:t>
+      </w:r>
+    </w:p>
+    <w:p>
+      <w:pPr>
+        <w:pStyle w:val="Heading3"/>
+        <w:spacing w:after="100" w:before="200"/>
+      </w:pPr>
+      <w:r>
+        <w:t xml:space="preserve">Trigger</w:t>
       </w:r>
     </w:p>
     <w:p>
@@ -2552,190 +3251,7 @@
         <w:spacing w:after="60"/>
       </w:pPr>
       <w:r>
-        <w:t xml:space="preserve">Stage: Negotiation / PO (entered)</w:t>
-      </w:r>
-    </w:p>
-    <w:p>
-      <w:pPr>
-        <w:pStyle w:val="Heading3"/>
-        <w:spacing w:after="100" w:before="200"/>
-      </w:pPr>
-      <w:r>
-        <w:t xml:space="preserve">Build steps</w:t>
-      </w:r>
-    </w:p>
-    <w:p>
-      <w:pPr>
-        <w:spacing w:after="100"/>
-      </w:pPr>
-      <w:r>
-        <w:rPr>
-          <w:b/>
-          <w:bCs/>
-        </w:rPr>
-        <w:t xml:space="preserve">Step 1 — </w:t>
-      </w:r>
-      <w:r>
-        <w:rPr>
-          <w:b/>
-          <w:bCs/>
-        </w:rPr>
-        <w:t xml:space="preserve">Add Tag</w:t>
-      </w:r>
-      <w:r>
-        <w:t xml:space="preserve">: Negotiation.</w:t>
-      </w:r>
-    </w:p>
-    <w:p>
-      <w:pPr>
-        <w:spacing w:after="100"/>
-      </w:pPr>
-      <w:r>
-        <w:rPr>
-          <w:b/>
-          <w:bCs/>
-        </w:rPr>
-        <w:t xml:space="preserve">Step 2 — </w:t>
-      </w:r>
-      <w:r>
-        <w:rPr>
-          <w:b/>
-          <w:bCs/>
-        </w:rPr>
-        <w:t xml:space="preserve">Remove Tag</w:t>
-      </w:r>
-      <w:r>
-        <w:t xml:space="preserve">: Quote-Sent (this is what makes Workflows 4/5's If/Else branches exit — removing the tag pauses those nudge chains automatically).</w:t>
-      </w:r>
-    </w:p>
-    <w:p>
-      <w:pPr>
-        <w:spacing w:after="100"/>
-      </w:pPr>
-      <w:r>
-        <w:rPr>
-          <w:b/>
-          <w:bCs/>
-        </w:rPr>
-        <w:t xml:space="preserve">Step 3 — </w:t>
-      </w:r>
-      <w:r>
-        <w:rPr>
-          <w:b/>
-          <w:bCs/>
-        </w:rPr>
-        <w:t xml:space="preserve">Create Task</w:t>
-      </w:r>
-      <w:r>
-        <w:t xml:space="preserve">: Title “In negotiation — monitor”, assigned to rep.</w:t>
-      </w:r>
-    </w:p>
-    <w:p>
-      <w:pPr>
-        <w:spacing w:after="100"/>
-      </w:pPr>
-      <w:r>
-        <w:rPr>
-          <w:b/>
-          <w:bCs/>
-        </w:rPr>
-        <w:t xml:space="preserve">Step 4 — </w:t>
-      </w:r>
-      <w:r>
-        <w:rPr>
-          <w:b/>
-          <w:bCs/>
-        </w:rPr>
-        <w:t xml:space="preserve">Wait</w:t>
-      </w:r>
-      <w:r>
-        <w:t xml:space="preserve">: 5 business days (use GHL's “Wait — business days” option, not calendar days).</w:t>
-      </w:r>
-    </w:p>
-    <w:p>
-      <w:pPr>
-        <w:spacing w:after="100"/>
-      </w:pPr>
-      <w:r>
-        <w:rPr>
-          <w:b/>
-          <w:bCs/>
-        </w:rPr>
-        <w:t xml:space="preserve">Step 5 — </w:t>
-      </w:r>
-      <w:r>
-        <w:rPr>
-          <w:b/>
-          <w:bCs/>
-        </w:rPr>
-        <w:t xml:space="preserve">If/Else — condition: Opportunity Stage = Negotiation / PO</w:t>
-      </w:r>
-      <w:r>
-        <w:t xml:space="preserve">: true → Send Internal Notification to rep: “Negotiation stalled 5 business days, please check in.” False → End Workflow.</w:t>
-      </w:r>
-    </w:p>
-    <w:p>
-      <w:pPr>
-        <w:pBdr>
-          <w:left w:val="single" w:color="1D4ED8" w:sz="24" w:space="8"/>
-        </w:pBdr>
-        <w:spacing w:after="150" w:before="100"/>
-        <w:ind w:left="200"/>
-      </w:pPr>
-      <w:r>
-        <w:rPr>
-          <w:b/>
-          <w:bCs/>
-          <w:color w:val="1D4ED8"/>
-        </w:rPr>
-        <w:t xml:space="preserve">Customer email content: </w:t>
-      </w:r>
-      <w:r>
-        <w:t xml:space="preserve">Confirm removing the Quote-Sent tag here actually halts an in-flight Workflow 4/5 wait for a test contact — this is the most important cross-workflow dependency in the whole build.</w:t>
-      </w:r>
-    </w:p>
-    <w:p>
-      <w:pPr>
-        <w:pBdr>
-          <w:bottom w:val="single" w:color="CBD5E1" w:sz="6" w:space="4"/>
-        </w:pBdr>
-        <w:spacing w:after="200" w:before="200"/>
-      </w:pPr>
-      <w:r>
-        <w:t xml:space="preserve"/>
-      </w:r>
-    </w:p>
-    <w:p>
-      <w:pPr>
-        <w:pStyle w:val="Heading1"/>
-        <w:spacing w:after="200" w:before="400"/>
-      </w:pPr>
-      <w:r>
-        <w:t xml:space="preserve">6. Workflow 7 — Quotation Accepted. Quotation Accepted — Stop Nudges &amp; Payment Monitor</w:t>
-      </w:r>
-    </w:p>
-    <w:p>
-      <w:pPr>
-        <w:spacing w:after="120"/>
-      </w:pPr>
-      <w:r>
-        <w:rPr>
-          <w:b/>
-          <w:bCs/>
-        </w:rPr>
-        <w:t xml:space="preserve">Purpose: </w:t>
-      </w:r>
-      <w:r>
-        <w:t xml:space="preserve">Customer has accepted; stop all further nudges and just wait for BysonHub to confirm payment.</w:t>
-      </w:r>
-    </w:p>
-    <w:p>
-      <w:pPr>
-        <w:pStyle w:val="Heading3"/>
-        <w:spacing w:after="100" w:before="200"/>
-      </w:pPr>
-      <w:r>
-        <w:t xml:space="preserve">Trigger</w:t>
+        <w:t xml:space="preserve">Trigger type: Tag Added</w:t>
       </w:r>
     </w:p>
     <w:p>
@@ -2748,7 +3264,7 @@
         <w:spacing w:after="60"/>
       </w:pPr>
       <w:r>
-        <w:t xml:space="preserve">Trigger type: Pipeline Stage Changed</w:t>
+        <w:t xml:space="preserve">Tag: Quote-Sent</w:t>
       </w:r>
     </w:p>
     <w:p>
@@ -2761,7 +3277,236 @@
         <w:spacing w:after="60"/>
       </w:pPr>
       <w:r>
-        <w:t xml:space="preserve">Pipeline: RFQ Pipeline</w:t>
+        <w:t xml:space="preserve">(Runs in parallel with Automation #3, off the same tag — expected.)</w:t>
+      </w:r>
+    </w:p>
+    <w:p>
+      <w:pPr>
+        <w:pStyle w:val="Heading3"/>
+        <w:spacing w:after="100" w:before="200"/>
+      </w:pPr>
+      <w:r>
+        <w:t xml:space="preserve">Build steps</w:t>
+      </w:r>
+    </w:p>
+    <w:p>
+      <w:pPr>
+        <w:spacing w:after="100"/>
+      </w:pPr>
+      <w:r>
+        <w:rPr>
+          <w:b/>
+          <w:bCs/>
+        </w:rPr>
+        <w:t xml:space="preserve">Step 1 — </w:t>
+      </w:r>
+      <w:r>
+        <w:rPr>
+          <w:b/>
+          <w:bCs/>
+        </w:rPr>
+        <w:t xml:space="preserve">Wait</w:t>
+      </w:r>
+      <w:r>
+        <w:t xml:space="preserve">: 3 days.</w:t>
+      </w:r>
+    </w:p>
+    <w:p>
+      <w:pPr>
+        <w:spacing w:after="100"/>
+      </w:pPr>
+      <w:r>
+        <w:rPr>
+          <w:b/>
+          <w:bCs/>
+        </w:rPr>
+        <w:t xml:space="preserve">Step 2 — </w:t>
+      </w:r>
+      <w:r>
+        <w:rPr>
+          <w:b/>
+          <w:bCs/>
+        </w:rPr>
+        <w:t xml:space="preserve">If/Else — Contact has tag Quote-Sent AND does NOT have tag Negotiation or Quotation-Accepted</w:t>
+      </w:r>
+      <w:r>
+        <w:t xml:space="preserve">: true → continue (genuinely no reply/movement). False → End Workflow.</w:t>
+      </w:r>
+    </w:p>
+    <w:p>
+      <w:pPr>
+        <w:spacing w:after="100"/>
+      </w:pPr>
+      <w:r>
+        <w:rPr>
+          <w:b/>
+          <w:bCs/>
+        </w:rPr>
+        <w:t xml:space="preserve">Step 3 — </w:t>
+      </w:r>
+      <w:r>
+        <w:rPr>
+          <w:b/>
+          <w:bCs/>
+        </w:rPr>
+        <w:t xml:space="preserve">Update Opportunity</w:t>
+      </w:r>
+      <w:r>
+        <w:t xml:space="preserve">: Stage ← Abandoned.</w:t>
+      </w:r>
+    </w:p>
+    <w:p>
+      <w:pPr>
+        <w:spacing w:after="100"/>
+      </w:pPr>
+      <w:r>
+        <w:rPr>
+          <w:b/>
+          <w:bCs/>
+        </w:rPr>
+        <w:t xml:space="preserve">Step 4 — </w:t>
+      </w:r>
+      <w:r>
+        <w:rPr>
+          <w:b/>
+          <w:bCs/>
+        </w:rPr>
+        <w:t xml:space="preserve">Add Tag</w:t>
+      </w:r>
+      <w:r>
+        <w:t xml:space="preserve">: Nurture-Abandoned.</w:t>
+      </w:r>
+    </w:p>
+    <w:p>
+      <w:pPr>
+        <w:spacing w:after="100"/>
+      </w:pPr>
+      <w:r>
+        <w:rPr>
+          <w:b/>
+          <w:bCs/>
+        </w:rPr>
+        <w:t xml:space="preserve">Step 5 — </w:t>
+      </w:r>
+      <w:r>
+        <w:rPr>
+          <w:b/>
+          <w:bCs/>
+        </w:rPr>
+        <w:t xml:space="preserve">Remove Tag</w:t>
+      </w:r>
+      <w:r>
+        <w:t xml:space="preserve">: Quote-Sent.</w:t>
+      </w:r>
+    </w:p>
+    <w:p>
+      <w:pPr>
+        <w:spacing w:after="100"/>
+      </w:pPr>
+      <w:r>
+        <w:rPr>
+          <w:b/>
+          <w:bCs/>
+        </w:rPr>
+        <w:t xml:space="preserve">Step 6 — </w:t>
+      </w:r>
+      <w:r>
+        <w:rPr>
+          <w:b/>
+          <w:bCs/>
+        </w:rPr>
+        <w:t xml:space="preserve">Add to Workflow / Campaign</w:t>
+      </w:r>
+      <w:r>
+        <w:t xml:space="preserve">: enrol the contact in a monthly long-term nurture sequence (educational/product content) — build a simple separate nurture campaign if one doesn't exist.</w:t>
+      </w:r>
+    </w:p>
+    <w:p>
+      <w:pPr>
+        <w:spacing w:after="100"/>
+      </w:pPr>
+      <w:r>
+        <w:rPr>
+          <w:b/>
+          <w:bCs/>
+        </w:rPr>
+        <w:t xml:space="preserve">Step 7 — </w:t>
+      </w:r>
+      <w:r>
+        <w:rPr>
+          <w:b/>
+          <w:bCs/>
+        </w:rPr>
+        <w:t xml:space="preserve">Google Ads Customer Match</w:t>
+      </w:r>
+      <w:r>
+        <w:t xml:space="preserve">: push the contact's email to audience “GHL-Abandoned-RFQ” (native GHL Google Ads integration, or n8n webhook to the Customer Match API) — SOW §4.2. This is Milestone 1B scope; skip this step for now if 1B is still on hold, and add it when 1B is scoped.</w:t>
+      </w:r>
+    </w:p>
+    <w:p>
+      <w:pPr>
+        <w:spacing w:after="100"/>
+      </w:pPr>
+      <w:r>
+        <w:rPr>
+          <w:b/>
+          <w:bCs/>
+        </w:rPr>
+        <w:t xml:space="preserve">Step 8 — </w:t>
+      </w:r>
+      <w:r>
+        <w:rPr>
+          <w:b/>
+          <w:bCs/>
+        </w:rPr>
+        <w:t xml:space="preserve">Create Task</w:t>
+      </w:r>
+      <w:r>
+        <w:t xml:space="preserve">: “90-day re-engagement check”, assigned to rep, due in 90 days.</w:t>
+      </w:r>
+    </w:p>
+    <w:p>
+      <w:pPr>
+        <w:pBdr>
+          <w:bottom w:val="single" w:color="CBD5E1" w:sz="6" w:space="4"/>
+        </w:pBdr>
+        <w:spacing w:after="200" w:before="200"/>
+      </w:pPr>
+      <w:r>
+        <w:t xml:space="preserve"/>
+      </w:r>
+    </w:p>
+    <w:p>
+      <w:pPr>
+        <w:pStyle w:val="Heading1"/>
+        <w:spacing w:after="200" w:before="400"/>
+      </w:pPr>
+      <w:r>
+        <w:t xml:space="preserve">6. Automation #7 — Paid &amp; Won. Paid &amp; Won — Stop Sequences, Tag &amp; Post-Purchase Nurture</w:t>
+      </w:r>
+    </w:p>
+    <w:p>
+      <w:pPr>
+        <w:spacing w:after="120"/>
+      </w:pPr>
+      <w:r>
+        <w:rPr>
+          <w:b/>
+          <w:bCs/>
+        </w:rPr>
+        <w:t xml:space="preserve">Purpose: </w:t>
+      </w:r>
+      <w:r>
+        <w:t xml:space="preserve">SOW §3.4 trigger block 7. ONE workflow: cleanup + tagging on entry, then Day 3/14/30 nurture as sequential Wait steps — not separate workflows. No invoice automation from GHL (BysonHub owns it).</w:t>
+      </w:r>
+    </w:p>
+    <w:p>
+      <w:pPr>
+        <w:pStyle w:val="Heading3"/>
+        <w:spacing w:after="100" w:before="200"/>
+      </w:pPr>
+      <w:r>
+        <w:t xml:space="preserve">Trigger</w:t>
       </w:r>
     </w:p>
     <w:p>
@@ -2774,146 +3519,7 @@
         <w:spacing w:after="60"/>
       </w:pPr>
       <w:r>
-        <w:t xml:space="preserve">Stage: Quotation Accepted (entered)</w:t>
-      </w:r>
-    </w:p>
-    <w:p>
-      <w:pPr>
-        <w:pStyle w:val="Heading3"/>
-        <w:spacing w:after="100" w:before="200"/>
-      </w:pPr>
-      <w:r>
-        <w:t xml:space="preserve">Build steps</w:t>
-      </w:r>
-    </w:p>
-    <w:p>
-      <w:pPr>
-        <w:spacing w:after="100"/>
-      </w:pPr>
-      <w:r>
-        <w:rPr>
-          <w:b/>
-          <w:bCs/>
-        </w:rPr>
-        <w:t xml:space="preserve">Step 1 — </w:t>
-      </w:r>
-      <w:r>
-        <w:rPr>
-          <w:b/>
-          <w:bCs/>
-        </w:rPr>
-        <w:t xml:space="preserve">Add Tag</w:t>
-      </w:r>
-      <w:r>
-        <w:t xml:space="preserve">: Quotation-Accepted.</w:t>
-      </w:r>
-    </w:p>
-    <w:p>
-      <w:pPr>
-        <w:spacing w:after="100"/>
-      </w:pPr>
-      <w:r>
-        <w:rPr>
-          <w:b/>
-          <w:bCs/>
-        </w:rPr>
-        <w:t xml:space="preserve">Step 2 — </w:t>
-      </w:r>
-      <w:r>
-        <w:rPr>
-          <w:b/>
-          <w:bCs/>
-        </w:rPr>
-        <w:t xml:space="preserve">Remove Tag</w:t>
-      </w:r>
-      <w:r>
-        <w:t xml:space="preserve">: Quote-Sent, Negotiation (remove both — belt-and-suspenders in case this stage was entered directly from Quote Sent, skipping Negotiation).</w:t>
-      </w:r>
-    </w:p>
-    <w:p>
-      <w:pPr>
-        <w:spacing w:after="100"/>
-      </w:pPr>
-      <w:r>
-        <w:rPr>
-          <w:b/>
-          <w:bCs/>
-        </w:rPr>
-        <w:t xml:space="preserve">Step 3 — </w:t>
-      </w:r>
-      <w:r>
-        <w:rPr>
-          <w:b/>
-          <w:bCs/>
-        </w:rPr>
-        <w:t xml:space="preserve">Create Task</w:t>
-      </w:r>
-      <w:r>
-        <w:t xml:space="preserve">: Title “Awaiting payment — monitor for BysonHub Paid status”, assigned to rep.</w:t>
-      </w:r>
-    </w:p>
-    <w:p>
-      <w:pPr>
-        <w:pBdr>
-          <w:left w:val="single" w:color="1D4ED8" w:sz="24" w:space="8"/>
-        </w:pBdr>
-        <w:spacing w:after="150" w:before="100"/>
-        <w:ind w:left="200"/>
-      </w:pPr>
-      <w:r>
-        <w:rPr>
-          <w:b/>
-          <w:bCs/>
-          <w:color w:val="1D4ED8"/>
-        </w:rPr>
-        <w:t xml:space="preserve">Customer email content: </w:t>
-      </w:r>
-      <w:r>
-        <w:t xml:space="preserve">No customer email in this workflow — BysonHub sends the payment link, per the ownership boundary in §0.2.</w:t>
-      </w:r>
-    </w:p>
-    <w:p>
-      <w:pPr>
-        <w:pBdr>
-          <w:bottom w:val="single" w:color="CBD5E1" w:sz="6" w:space="4"/>
-        </w:pBdr>
-        <w:spacing w:after="200" w:before="200"/>
-      </w:pPr>
-      <w:r>
-        <w:t xml:space="preserve"/>
-      </w:r>
-    </w:p>
-    <w:p>
-      <w:pPr>
-        <w:pStyle w:val="Heading1"/>
-        <w:spacing w:after="200" w:before="400"/>
-      </w:pPr>
-      <w:r>
-        <w:t xml:space="preserve">7. Workflow 8 — Abandoned (Inactivity). Abandoned — Auto-Detect, Move Stage &amp; Enter Nurture</w:t>
-      </w:r>
-    </w:p>
-    <w:p>
-      <w:pPr>
-        <w:spacing w:after="120"/>
-      </w:pPr>
-      <w:r>
-        <w:rPr>
-          <w:b/>
-          <w:bCs/>
-        </w:rPr>
-        <w:t xml:space="preserve">Purpose: </w:t>
-      </w:r>
-      <w:r>
-        <w:t xml:space="preserve">The only fully automatic stage transition in this pipeline — no human moves the opportunity here, GHL does it after 3 days of silence following Quote Sent.</w:t>
-      </w:r>
-    </w:p>
-    <w:p>
-      <w:pPr>
-        <w:pStyle w:val="Heading3"/>
-        <w:spacing w:after="100" w:before="200"/>
-      </w:pPr>
-      <w:r>
-        <w:t xml:space="preserve">Trigger</w:t>
+        <w:t xml:space="preserve">Trigger type: Pipeline Stage Changed</w:t>
       </w:r>
     </w:p>
     <w:p>
@@ -2926,7 +3532,7 @@
         <w:spacing w:after="60"/>
       </w:pPr>
       <w:r>
-        <w:t xml:space="preserve">Trigger type: Tag Added</w:t>
+        <w:t xml:space="preserve">Pipeline: RFQ Pipeline</w:t>
       </w:r>
     </w:p>
     <w:p>
@@ -2939,7 +3545,473 @@
         <w:spacing w:after="60"/>
       </w:pPr>
       <w:r>
-        <w:t xml:space="preserve">Tag: Quote-Sent</w:t>
+        <w:t xml:space="preserve">Stage: Paid &amp; Won (entered)</w:t>
+      </w:r>
+    </w:p>
+    <w:p>
+      <w:pPr>
+        <w:pStyle w:val="Heading3"/>
+        <w:spacing w:after="100" w:before="200"/>
+      </w:pPr>
+      <w:r>
+        <w:t xml:space="preserve">Build steps</w:t>
+      </w:r>
+    </w:p>
+    <w:p>
+      <w:pPr>
+        <w:spacing w:after="100"/>
+      </w:pPr>
+      <w:r>
+        <w:rPr>
+          <w:b/>
+          <w:bCs/>
+        </w:rPr>
+        <w:t xml:space="preserve">Step 1 — </w:t>
+      </w:r>
+      <w:r>
+        <w:rPr>
+          <w:b/>
+          <w:bCs/>
+        </w:rPr>
+        <w:t xml:space="preserve">Remove Tag</w:t>
+      </w:r>
+      <w:r>
+        <w:t xml:space="preserve">: Quote-Sent, Negotiation, Quotation-Accepted, Nurture-Abandoned — stop every active follow-up/reminder sequence.</w:t>
+      </w:r>
+    </w:p>
+    <w:p>
+      <w:pPr>
+        <w:spacing w:after="100"/>
+      </w:pPr>
+      <w:r>
+        <w:rPr>
+          <w:b/>
+          <w:bCs/>
+        </w:rPr>
+        <w:t xml:space="preserve">Step 2 — </w:t>
+      </w:r>
+      <w:r>
+        <w:rPr>
+          <w:b/>
+          <w:bCs/>
+        </w:rPr>
+        <w:t xml:space="preserve">Add Tag</w:t>
+      </w:r>
+      <w:r>
+        <w:t xml:space="preserve">: Customer, Closed-Won.</w:t>
+      </w:r>
+    </w:p>
+    <w:p>
+      <w:pPr>
+        <w:spacing w:after="100"/>
+      </w:pPr>
+      <w:r>
+        <w:rPr>
+          <w:b/>
+          <w:bCs/>
+        </w:rPr>
+        <w:t xml:space="preserve">Step 3 — </w:t>
+      </w:r>
+      <w:r>
+        <w:rPr>
+          <w:b/>
+          <w:bCs/>
+        </w:rPr>
+        <w:t xml:space="preserve">Update Opportunity</w:t>
+      </w:r>
+      <w:r>
+        <w:t xml:space="preserve">: Status ← Won.</w:t>
+      </w:r>
+    </w:p>
+    <w:p>
+      <w:pPr>
+        <w:spacing w:after="100"/>
+      </w:pPr>
+      <w:r>
+        <w:rPr>
+          <w:b/>
+          <w:bCs/>
+        </w:rPr>
+        <w:t xml:space="preserve">Step 4 — </w:t>
+      </w:r>
+      <w:r>
+        <w:rPr>
+          <w:b/>
+          <w:bCs/>
+        </w:rPr>
+        <w:t xml:space="preserve">Wait</w:t>
+      </w:r>
+      <w:r>
+        <w:t xml:space="preserve">: 3 days.</w:t>
+      </w:r>
+    </w:p>
+    <w:p>
+      <w:pPr>
+        <w:spacing w:after="100"/>
+      </w:pPr>
+      <w:r>
+        <w:rPr>
+          <w:b/>
+          <w:bCs/>
+        </w:rPr>
+        <w:t xml:space="preserve">Step 5 — </w:t>
+      </w:r>
+      <w:r>
+        <w:rPr>
+          <w:b/>
+          <w:bCs/>
+        </w:rPr>
+        <w:t xml:space="preserve">Send Email</w:t>
+      </w:r>
+      <w:r>
+        <w:t xml:space="preserve">: to contact — Day 3 check-in.</w:t>
+      </w:r>
+    </w:p>
+    <w:p>
+      <w:pPr>
+        <w:spacing w:after="100"/>
+      </w:pPr>
+      <w:r>
+        <w:rPr>
+          <w:b/>
+          <w:bCs/>
+        </w:rPr>
+        <w:t xml:space="preserve">Step 6 — </w:t>
+      </w:r>
+      <w:r>
+        <w:rPr>
+          <w:b/>
+          <w:bCs/>
+        </w:rPr>
+        <w:t xml:space="preserve">Wait</w:t>
+      </w:r>
+      <w:r>
+        <w:t xml:space="preserve">: 11 more days (Day 14 total).</w:t>
+      </w:r>
+    </w:p>
+    <w:p>
+      <w:pPr>
+        <w:spacing w:after="100"/>
+      </w:pPr>
+      <w:r>
+        <w:rPr>
+          <w:b/>
+          <w:bCs/>
+        </w:rPr>
+        <w:t xml:space="preserve">Step 7 — </w:t>
+      </w:r>
+      <w:r>
+        <w:rPr>
+          <w:b/>
+          <w:bCs/>
+        </w:rPr>
+        <w:t xml:space="preserve">Send Email</w:t>
+      </w:r>
+      <w:r>
+        <w:t xml:space="preserve">: to contact — Day 14 review request.</w:t>
+      </w:r>
+    </w:p>
+    <w:p>
+      <w:pPr>
+        <w:spacing w:after="100"/>
+      </w:pPr>
+      <w:r>
+        <w:rPr>
+          <w:b/>
+          <w:bCs/>
+        </w:rPr>
+        <w:t xml:space="preserve">Step 8 — </w:t>
+      </w:r>
+      <w:r>
+        <w:rPr>
+          <w:b/>
+          <w:bCs/>
+        </w:rPr>
+        <w:t xml:space="preserve">Wait</w:t>
+      </w:r>
+      <w:r>
+        <w:t xml:space="preserve">: 16 more days (Day 30 total).</w:t>
+      </w:r>
+    </w:p>
+    <w:p>
+      <w:pPr>
+        <w:spacing w:after="100"/>
+      </w:pPr>
+      <w:r>
+        <w:rPr>
+          <w:b/>
+          <w:bCs/>
+        </w:rPr>
+        <w:t xml:space="preserve">Step 9 — </w:t>
+      </w:r>
+      <w:r>
+        <w:rPr>
+          <w:b/>
+          <w:bCs/>
+        </w:rPr>
+        <w:t xml:space="preserve">Send Email</w:t>
+      </w:r>
+      <w:r>
+        <w:t xml:space="preserve">: to contact — Day 30 upsell recommendation.</w:t>
+      </w:r>
+    </w:p>
+    <w:p>
+      <w:pPr>
+        <w:spacing w:after="100"/>
+      </w:pPr>
+      <w:r>
+        <w:rPr>
+          <w:b/>
+          <w:bCs/>
+        </w:rPr>
+        <w:t xml:space="preserve">Step 10 — </w:t>
+      </w:r>
+      <w:r>
+        <w:rPr>
+          <w:b/>
+          <w:bCs/>
+        </w:rPr>
+        <w:t xml:space="preserve">Offline conversion import (Milestone 1B)</w:t>
+      </w:r>
+      <w:r>
+        <w:t xml:space="preserve">: send closed order value to Google Ads via GHL webhook → n8n → Conversions API, conversion action “GHL_Closed_Won” — SOW §4.3. Skip for now if 1B is on hold; add when scoped.</w:t>
+      </w:r>
+    </w:p>
+    <w:p>
+      <w:pPr>
+        <w:pBdr>
+          <w:left w:val="single" w:color="15803D" w:sz="24" w:space="8"/>
+        </w:pBdr>
+        <w:spacing w:after="150" w:before="100"/>
+        <w:ind w:left="200"/>
+      </w:pPr>
+      <w:r>
+        <w:rPr>
+          <w:b/>
+          <w:bCs/>
+          <w:color w:val="15803D"/>
+        </w:rPr>
+        <w:t xml:space="preserve">Test before publishing: </w:t>
+      </w:r>
+      <w:r>
+        <w:t xml:space="preserve">No invoice, no payment confirmation email from GHL — BysonHub already handled that. Test that entering this stage from any prior stage (Quote Sent, Negotiation, or Quotation Accepted — e.g. a Flow B direct order that skips RFQ stages entirely) still clears all tags correctly.</w:t>
+      </w:r>
+    </w:p>
+    <w:p>
+      <w:pPr>
+        <w:pBdr>
+          <w:bottom w:val="single" w:color="CBD5E1" w:sz="6" w:space="4"/>
+        </w:pBdr>
+        <w:spacing w:after="200" w:before="200"/>
+      </w:pPr>
+      <w:r>
+        <w:t xml:space="preserve"/>
+      </w:r>
+    </w:p>
+    <w:p>
+      <w:pPr>
+        <w:pStyle w:val="Heading1"/>
+        <w:spacing w:after="200" w:before="400"/>
+      </w:pPr>
+      <w:r>
+        <w:t xml:space="preserve">7. Deliverable #5 — Backup Form (separate from the 6 automations)</w:t>
+      </w:r>
+    </w:p>
+    <w:p>
+      <w:pPr>
+        <w:spacing w:after="120"/>
+      </w:pPr>
+      <w:r>
+        <w:t xml:space="preserve">SOW §3.3.1: a native GHL form for the team to log a lead taken over phone/email. Not embedded on the website — internal use only, and not one of the 7 numbered automations — it's its own deliverable in the §6 checklist (#5).</w:t>
+      </w:r>
+    </w:p>
+    <w:p>
+      <w:pPr>
+        <w:pStyle w:val="Heading3"/>
+        <w:spacing w:after="100" w:before="200"/>
+      </w:pPr>
+      <w:r>
+        <w:t xml:space="preserve">Build steps</w:t>
+      </w:r>
+    </w:p>
+    <w:p>
+      <w:pPr>
+        <w:spacing w:after="100"/>
+      </w:pPr>
+      <w:r>
+        <w:rPr>
+          <w:b/>
+          <w:bCs/>
+        </w:rPr>
+        <w:t xml:space="preserve">Step 1 — </w:t>
+      </w:r>
+      <w:r>
+        <w:rPr>
+          <w:b/>
+          <w:bCs/>
+        </w:rPr>
+        <w:t xml:space="preserve">Build the form</w:t>
+      </w:r>
+      <w:r>
+        <w:t xml:space="preserve">: Sites → Forms → + New Form. Fields: contact + Product category interest (reuse the existing Multiple Options custom field — do not create a new one).</w:t>
+      </w:r>
+    </w:p>
+    <w:p>
+      <w:pPr>
+        <w:spacing w:after="100"/>
+      </w:pPr>
+      <w:r>
+        <w:rPr>
+          <w:b/>
+          <w:bCs/>
+        </w:rPr>
+        <w:t xml:space="preserve">Step 2 — </w:t>
+      </w:r>
+      <w:r>
+        <w:rPr>
+          <w:b/>
+          <w:bCs/>
+        </w:rPr>
+        <w:t xml:space="preserve">Create a workflow</w:t>
+      </w:r>
+      <w:r>
+        <w:t xml:space="preserve">: trigger: Form Submitted → this form.</w:t>
+      </w:r>
+    </w:p>
+    <w:p>
+      <w:pPr>
+        <w:spacing w:after="100"/>
+      </w:pPr>
+      <w:r>
+        <w:rPr>
+          <w:b/>
+          <w:bCs/>
+        </w:rPr>
+        <w:t xml:space="preserve">Step 3 — </w:t>
+      </w:r>
+      <w:r>
+        <w:rPr>
+          <w:b/>
+          <w:bCs/>
+        </w:rPr>
+        <w:t xml:space="preserve">Create/Update Contact + Create Opportunity</w:t>
+      </w:r>
+      <w:r>
+        <w:t xml:space="preserve">: in RFQ Pipeline, stage New RFQ — mirrors Automation #1's behavior for consistency in reporting.</w:t>
+      </w:r>
+    </w:p>
+    <w:p>
+      <w:pPr>
+        <w:spacing w:after="100"/>
+      </w:pPr>
+      <w:r>
+        <w:rPr>
+          <w:b/>
+          <w:bCs/>
+        </w:rPr>
+        <w:t xml:space="preserve">Step 4 — </w:t>
+      </w:r>
+      <w:r>
+        <w:rPr>
+          <w:b/>
+          <w:bCs/>
+        </w:rPr>
+        <w:t xml:space="preserve">Add Tag</w:t>
+      </w:r>
+      <w:r>
+        <w:t xml:space="preserve">: RFQ-New, Cat-&lt;Category&gt; based on the submitted category (If/Else per category).</w:t>
+      </w:r>
+    </w:p>
+    <w:p>
+      <w:pPr>
+        <w:spacing w:after="100"/>
+      </w:pPr>
+      <w:r>
+        <w:rPr>
+          <w:b/>
+          <w:bCs/>
+        </w:rPr>
+        <w:t xml:space="preserve">Step 5 — </w:t>
+      </w:r>
+      <w:r>
+        <w:rPr>
+          <w:b/>
+          <w:bCs/>
+        </w:rPr>
+        <w:t xml:space="preserve">Update Contact Field</w:t>
+      </w:r>
+      <w:r>
+        <w:t xml:space="preserve">: Lead source — no “manual/phone” option currently exists on this field; use the closest existing option (Direct) or ask Kumar to add one before publishing.</w:t>
+      </w:r>
+    </w:p>
+    <w:p>
+      <w:pPr>
+        <w:spacing w:after="100"/>
+      </w:pPr>
+      <w:r>
+        <w:rPr>
+          <w:b/>
+          <w:bCs/>
+        </w:rPr>
+        <w:t xml:space="preserve">Step 6 — </w:t>
+      </w:r>
+      <w:r>
+        <w:rPr>
+          <w:b/>
+          <w:bCs/>
+        </w:rPr>
+        <w:t xml:space="preserve">Create Task</w:t>
+      </w:r>
+      <w:r>
+        <w:t xml:space="preserve">: “Review manually-logged RFQ”, assigned to rep, due 4 hours.</w:t>
+      </w:r>
+    </w:p>
+    <w:p>
+      <w:pPr>
+        <w:pBdr>
+          <w:left w:val="single" w:color="15803D" w:sz="24" w:space="8"/>
+        </w:pBdr>
+        <w:spacing w:after="150" w:before="100"/>
+        <w:ind w:left="200"/>
+      </w:pPr>
+      <w:r>
+        <w:rPr>
+          <w:b/>
+          <w:bCs/>
+          <w:color w:val="15803D"/>
+        </w:rPr>
+        <w:t xml:space="preserve">Test before publishing: </w:t>
+      </w:r>
+      <w:r>
+        <w:t xml:space="preserve">Submit a real test through the form and confirm it produces an opportunity identical in shape to a normal website RFQ.</w:t>
+      </w:r>
+    </w:p>
+    <w:p>
+      <w:pPr>
+        <w:pBdr>
+          <w:bottom w:val="single" w:color="CBD5E1" w:sz="6" w:space="4"/>
+        </w:pBdr>
+        <w:spacing w:after="200" w:before="200"/>
+      </w:pPr>
+      <w:r>
+        <w:t xml:space="preserve"/>
+      </w:r>
+    </w:p>
+    <w:p>
+      <w:pPr>
+        <w:pStyle w:val="Heading1"/>
+        <w:spacing w:after="200" w:before="400"/>
+      </w:pPr>
+      <w:r>
+        <w:t xml:space="preserve">8. End-to-End Test Checklist (SOW §7: test every automation + every mapping before sign-off)</w:t>
+      </w:r>
+    </w:p>
+    <w:p>
+      <w:pPr>
+        <w:spacing w:after="120"/>
+      </w:pPr>
+      <w:r>
+        <w:t xml:space="preserve">Run after all 6 automations + the backup form are built and published, using one throwaway test contact.</w:t>
       </w:r>
     </w:p>
     <w:p>
@@ -2952,234 +4024,7 @@
         <w:spacing w:after="60"/>
       </w:pPr>
       <w:r>
-        <w:t xml:space="preserve">(This runs in parallel with Workflows 4 and 5, off the same tag — that's expected.)</w:t>
-      </w:r>
-    </w:p>
-    <w:p>
-      <w:pPr>
-        <w:pStyle w:val="Heading3"/>
-        <w:spacing w:after="100" w:before="200"/>
-      </w:pPr>
-      <w:r>
-        <w:t xml:space="preserve">Build steps</w:t>
-      </w:r>
-    </w:p>
-    <w:p>
-      <w:pPr>
-        <w:spacing w:after="100"/>
-      </w:pPr>
-      <w:r>
-        <w:rPr>
-          <w:b/>
-          <w:bCs/>
-        </w:rPr>
-        <w:t xml:space="preserve">Step 1 — </w:t>
-      </w:r>
-      <w:r>
-        <w:rPr>
-          <w:b/>
-          <w:bCs/>
-        </w:rPr>
-        <w:t xml:space="preserve">Wait</w:t>
-      </w:r>
-      <w:r>
-        <w:t xml:space="preserve">: 3 days (same elapsed time as the Day 3 nudge in Workflow 5 — intentional, this is the “no reply” check).</w:t>
-      </w:r>
-    </w:p>
-    <w:p>
-      <w:pPr>
-        <w:spacing w:after="100"/>
-      </w:pPr>
-      <w:r>
-        <w:rPr>
-          <w:b/>
-          <w:bCs/>
-        </w:rPr>
-        <w:t xml:space="preserve">Step 2 — </w:t>
-      </w:r>
-      <w:r>
-        <w:rPr>
-          <w:b/>
-          <w:bCs/>
-        </w:rPr>
-        <w:t xml:space="preserve">If/Else — condition: Contact has tag Quote-Sent AND does NOT have tag Negotiation or Quotation-Accepted</w:t>
-      </w:r>
-      <w:r>
-        <w:t xml:space="preserve">: true → continue (genuinely no reply/movement). False → End Workflow.</w:t>
-      </w:r>
-    </w:p>
-    <w:p>
-      <w:pPr>
-        <w:spacing w:after="100"/>
-      </w:pPr>
-      <w:r>
-        <w:rPr>
-          <w:b/>
-          <w:bCs/>
-        </w:rPr>
-        <w:t xml:space="preserve">Step 3 — </w:t>
-      </w:r>
-      <w:r>
-        <w:rPr>
-          <w:b/>
-          <w:bCs/>
-        </w:rPr>
-        <w:t xml:space="preserve">Update Opportunity</w:t>
-      </w:r>
-      <w:r>
-        <w:t xml:space="preserve">: Stage ← Abandoned.</w:t>
-      </w:r>
-    </w:p>
-    <w:p>
-      <w:pPr>
-        <w:spacing w:after="100"/>
-      </w:pPr>
-      <w:r>
-        <w:rPr>
-          <w:b/>
-          <w:bCs/>
-        </w:rPr>
-        <w:t xml:space="preserve">Step 4 — </w:t>
-      </w:r>
-      <w:r>
-        <w:rPr>
-          <w:b/>
-          <w:bCs/>
-        </w:rPr>
-        <w:t xml:space="preserve">Add Tag</w:t>
-      </w:r>
-      <w:r>
-        <w:t xml:space="preserve">: Nurture-Abandoned.</w:t>
-      </w:r>
-    </w:p>
-    <w:p>
-      <w:pPr>
-        <w:spacing w:after="100"/>
-      </w:pPr>
-      <w:r>
-        <w:rPr>
-          <w:b/>
-          <w:bCs/>
-        </w:rPr>
-        <w:t xml:space="preserve">Step 5 — </w:t>
-      </w:r>
-      <w:r>
-        <w:rPr>
-          <w:b/>
-          <w:bCs/>
-        </w:rPr>
-        <w:t xml:space="preserve">Remove Tag</w:t>
-      </w:r>
-      <w:r>
-        <w:t xml:space="preserve">: Quote-Sent.</w:t>
-      </w:r>
-    </w:p>
-    <w:p>
-      <w:pPr>
-        <w:spacing w:after="100"/>
-      </w:pPr>
-      <w:r>
-        <w:rPr>
-          <w:b/>
-          <w:bCs/>
-        </w:rPr>
-        <w:t xml:space="preserve">Step 6 — </w:t>
-      </w:r>
-      <w:r>
-        <w:rPr>
-          <w:b/>
-          <w:bCs/>
-        </w:rPr>
-        <w:t xml:space="preserve">Add to Workflow / Campaign</w:t>
-      </w:r>
-      <w:r>
-        <w:t xml:space="preserve">: enroll the contact in a monthly nurture sequence (build a simple separate “Abandoned Monthly Nurture” email campaign if one doesn't exist — outside the scope of these 11, flag to Kumar if needed).</w:t>
-      </w:r>
-    </w:p>
-    <w:p>
-      <w:pPr>
-        <w:spacing w:after="100"/>
-      </w:pPr>
-      <w:r>
-        <w:rPr>
-          <w:b/>
-          <w:bCs/>
-        </w:rPr>
-        <w:t xml:space="preserve">Step 7 — </w:t>
-      </w:r>
-      <w:r>
-        <w:rPr>
-          <w:b/>
-          <w:bCs/>
-        </w:rPr>
-        <w:t xml:space="preserve">Create Task</w:t>
-      </w:r>
-      <w:r>
-        <w:t xml:space="preserve">: Title “90-day re-engagement check”, assigned to rep, due in 90 days.</w:t>
-      </w:r>
-    </w:p>
-    <w:p>
-      <w:pPr>
-        <w:pBdr>
-          <w:bottom w:val="single" w:color="CBD5E1" w:sz="6" w:space="4"/>
-        </w:pBdr>
-        <w:spacing w:after="200" w:before="200"/>
-      </w:pPr>
-      <w:r>
-        <w:t xml:space="preserve"/>
-      </w:r>
-    </w:p>
-    <w:p>
-      <w:pPr>
-        <w:pBdr>
-          <w:left w:val="single" w:color="B45309" w:sz="24" w:space="8"/>
-        </w:pBdr>
-        <w:spacing w:after="150" w:before="100"/>
-        <w:ind w:left="200"/>
-      </w:pPr>
-      <w:r>
-        <w:rPr>
-          <w:b/>
-          <w:bCs/>
-          <w:color w:val="B45309"/>
-        </w:rPr>
-        <w:t xml:space="preserve">Milestone 1B — parked, not built here: </w:t>
-      </w:r>
-      <w:r>
-        <w:t xml:space="preserve">The SOP also lists a “push to Google Ads Customer Match” action on Abandoned and a “send offline conversion to Google Ads” action on Paid &amp; Won. Both require the GTM/Google Ads setup that Milestone 1B covers, which is on hold. Workflows 7 and 9 above are written without those steps. When 1B is scoped, add: Workflow 8 — after “Add Tag Nurture-Abandoned,” add a “Google Ads — Customer Match” action (native GHL integration, or an outbound webhook to n8n) pushing the contact's email to audience GHL-Abandoned-RFQ. Workflow 9 — after “Add Tag Closed-Won,” add a webhook to n8n → Google Ads Conversions API, mapping email/gclid + Quoted value (USD) + timestamp to conversion action GHL_Closed_Won.</w:t>
-      </w:r>
-    </w:p>
-    <w:p>
-      <w:pPr>
-        <w:pStyle w:val="Heading1"/>
-        <w:spacing w:after="200" w:before="400"/>
-      </w:pPr>
-      <w:r>
-        <w:t xml:space="preserve">8. Workflow 9 — Paid &amp; Won (Stop &amp; Tag). Paid &amp; Won — Stop Sequences &amp; Tag Customer</w:t>
-      </w:r>
-    </w:p>
-    <w:p>
-      <w:pPr>
-        <w:spacing w:after="120"/>
-      </w:pPr>
-      <w:r>
-        <w:rPr>
-          <w:b/>
-          <w:bCs/>
-        </w:rPr>
-        <w:t xml:space="preserve">Purpose: </w:t>
-      </w:r>
-      <w:r>
-        <w:t xml:space="preserve">Fires the moment BysonHub confirms payment and the opportunity lands on Paid &amp; Won.</w:t>
-      </w:r>
-    </w:p>
-    <w:p>
-      <w:pPr>
-        <w:pStyle w:val="Heading3"/>
-        <w:spacing w:after="100" w:before="200"/>
-      </w:pPr>
-      <w:r>
-        <w:t xml:space="preserve">Trigger</w:t>
+        <w:t xml:space="preserve">1. Confirm Automation #1 (existing) tagged RFQ-New and created the 4-hour review task.</w:t>
       </w:r>
     </w:p>
     <w:p>
@@ -3192,7 +4037,7 @@
         <w:spacing w:after="60"/>
       </w:pPr>
       <w:r>
-        <w:t xml:space="preserve">Trigger type: Pipeline Stage Changed</w:t>
+        <w:t xml:space="preserve">2. Drag New RFQ → Under Review. Confirm Automation #2: tag swap, Day 1 + Day 2 internal reminders (shorten Waits to test).</w:t>
       </w:r>
     </w:p>
     <w:p>
@@ -3205,7 +4050,7 @@
         <w:spacing w:after="60"/>
       </w:pPr>
       <w:r>
-        <w:t xml:space="preserve">Pipeline: RFQ Pipeline</w:t>
+        <w:t xml:space="preserve">3. Drag to Quote Sent. Confirm Automation #3 sets Quote number / Quoted value, tags Quote-Sent, and both Day 2 + Day 3 nudges fire once each in order.</w:t>
       </w:r>
     </w:p>
     <w:p>
@@ -3218,146 +4063,7 @@
         <w:spacing w:after="60"/>
       </w:pPr>
       <w:r>
-        <w:t xml:space="preserve">Stage: Paid &amp; Won (entered)</w:t>
-      </w:r>
-    </w:p>
-    <w:p>
-      <w:pPr>
-        <w:pStyle w:val="Heading3"/>
-        <w:spacing w:after="100" w:before="200"/>
-      </w:pPr>
-      <w:r>
-        <w:t xml:space="preserve">Build steps</w:t>
-      </w:r>
-    </w:p>
-    <w:p>
-      <w:pPr>
-        <w:spacing w:after="100"/>
-      </w:pPr>
-      <w:r>
-        <w:rPr>
-          <w:b/>
-          <w:bCs/>
-        </w:rPr>
-        <w:t xml:space="preserve">Step 1 — </w:t>
-      </w:r>
-      <w:r>
-        <w:rPr>
-          <w:b/>
-          <w:bCs/>
-        </w:rPr>
-        <w:t xml:space="preserve">Remove Tag</w:t>
-      </w:r>
-      <w:r>
-        <w:t xml:space="preserve">: Quote-Sent, Negotiation, Quotation-Accepted, Nurture-Abandoned (clear every prior-stage tag so no nudge/nurture workflow can still be watching this contact).</w:t>
-      </w:r>
-    </w:p>
-    <w:p>
-      <w:pPr>
-        <w:spacing w:after="100"/>
-      </w:pPr>
-      <w:r>
-        <w:rPr>
-          <w:b/>
-          <w:bCs/>
-        </w:rPr>
-        <w:t xml:space="preserve">Step 2 — </w:t>
-      </w:r>
-      <w:r>
-        <w:rPr>
-          <w:b/>
-          <w:bCs/>
-        </w:rPr>
-        <w:t xml:space="preserve">Add Tag</w:t>
-      </w:r>
-      <w:r>
-        <w:t xml:space="preserve">: Customer, Closed-Won.</w:t>
-      </w:r>
-    </w:p>
-    <w:p>
-      <w:pPr>
-        <w:spacing w:after="100"/>
-      </w:pPr>
-      <w:r>
-        <w:rPr>
-          <w:b/>
-          <w:bCs/>
-        </w:rPr>
-        <w:t xml:space="preserve">Step 3 — </w:t>
-      </w:r>
-      <w:r>
-        <w:rPr>
-          <w:b/>
-          <w:bCs/>
-        </w:rPr>
-        <w:t xml:space="preserve">Update Opportunity</w:t>
-      </w:r>
-      <w:r>
-        <w:t xml:space="preserve">: Status ← Won.</w:t>
-      </w:r>
-    </w:p>
-    <w:p>
-      <w:pPr>
-        <w:pBdr>
-          <w:left w:val="single" w:color="1D4ED8" w:sz="24" w:space="8"/>
-        </w:pBdr>
-        <w:spacing w:after="150" w:before="100"/>
-        <w:ind w:left="200"/>
-      </w:pPr>
-      <w:r>
-        <w:rPr>
-          <w:b/>
-          <w:bCs/>
-          <w:color w:val="1D4ED8"/>
-        </w:rPr>
-        <w:t xml:space="preserve">Customer email content: </w:t>
-      </w:r>
-      <w:r>
-        <w:t xml:space="preserve">No invoice, no payment confirmation email here — BysonHub already handled that. This workflow only cleans up tags and hands off to the nurture workflows below.</w:t>
-      </w:r>
-    </w:p>
-    <w:p>
-      <w:pPr>
-        <w:pBdr>
-          <w:bottom w:val="single" w:color="CBD5E1" w:sz="6" w:space="4"/>
-        </w:pBdr>
-        <w:spacing w:after="200" w:before="200"/>
-      </w:pPr>
-      <w:r>
-        <w:t xml:space="preserve"/>
-      </w:r>
-    </w:p>
-    <w:p>
-      <w:pPr>
-        <w:pStyle w:val="Heading1"/>
-        <w:spacing w:after="200" w:before="400"/>
-      </w:pPr>
-      <w:r>
-        <w:t xml:space="preserve">9. Workflow 10 — Post-Purchase Nurture (Day 3 &amp; 14). Paid &amp; Won — Post-Purchase Nurture, Day 3 + Day 14</w:t>
-      </w:r>
-    </w:p>
-    <w:p>
-      <w:pPr>
-        <w:spacing w:after="120"/>
-      </w:pPr>
-      <w:r>
-        <w:rPr>
-          <w:b/>
-          <w:bCs/>
-        </w:rPr>
-        <w:t xml:space="preserve">Purpose: </w:t>
-      </w:r>
-      <w:r>
-        <w:t xml:space="preserve">Light-touch relationship nurture after the sale, not a sales push.</w:t>
-      </w:r>
-    </w:p>
-    <w:p>
-      <w:pPr>
-        <w:pStyle w:val="Heading3"/>
-        <w:spacing w:after="100" w:before="200"/>
-      </w:pPr>
-      <w:r>
-        <w:t xml:space="preserve">Trigger</w:t>
+        <w:t xml:space="preserve">4. On a second test contact, drag to Negotiation before the nudges finish. Confirm Automation #4 removes Quote-Sent and Automation #3's in-flight wait exits without sending a nudge.</w:t>
       </w:r>
     </w:p>
     <w:p>
@@ -3370,7 +4076,7 @@
         <w:spacing w:after="60"/>
       </w:pPr>
       <w:r>
-        <w:t xml:space="preserve">Trigger type: Tag Added</w:t>
+        <w:t xml:space="preserve">5. Drag that same contact to Quotation Accepted. Confirm Automation #5 fires and no further nudges arrive.</w:t>
       </w:r>
     </w:p>
     <w:p>
@@ -3383,168 +4089,7 @@
         <w:spacing w:after="60"/>
       </w:pPr>
       <w:r>
-        <w:t xml:space="preserve">Tag: Customer</w:t>
-      </w:r>
-    </w:p>
-    <w:p>
-      <w:pPr>
-        <w:pStyle w:val="Heading3"/>
-        <w:spacing w:after="100" w:before="200"/>
-      </w:pPr>
-      <w:r>
-        <w:t xml:space="preserve">Build steps</w:t>
-      </w:r>
-    </w:p>
-    <w:p>
-      <w:pPr>
-        <w:spacing w:after="100"/>
-      </w:pPr>
-      <w:r>
-        <w:rPr>
-          <w:b/>
-          <w:bCs/>
-        </w:rPr>
-        <w:t xml:space="preserve">Step 1 — </w:t>
-      </w:r>
-      <w:r>
-        <w:rPr>
-          <w:b/>
-          <w:bCs/>
-        </w:rPr>
-        <w:t xml:space="preserve">Wait</w:t>
-      </w:r>
-      <w:r>
-        <w:t xml:space="preserve">: 3 days.</w:t>
-      </w:r>
-    </w:p>
-    <w:p>
-      <w:pPr>
-        <w:spacing w:after="100"/>
-      </w:pPr>
-      <w:r>
-        <w:rPr>
-          <w:b/>
-          <w:bCs/>
-        </w:rPr>
-        <w:t xml:space="preserve">Step 2 — </w:t>
-      </w:r>
-      <w:r>
-        <w:rPr>
-          <w:b/>
-          <w:bCs/>
-        </w:rPr>
-        <w:t xml:space="preserve">Send Email</w:t>
-      </w:r>
-      <w:r>
-        <w:t xml:space="preserve">: to contact — Day 3 check-in, see content note.</w:t>
-      </w:r>
-    </w:p>
-    <w:p>
-      <w:pPr>
-        <w:spacing w:after="100"/>
-      </w:pPr>
-      <w:r>
-        <w:rPr>
-          <w:b/>
-          <w:bCs/>
-        </w:rPr>
-        <w:t xml:space="preserve">Step 3 — </w:t>
-      </w:r>
-      <w:r>
-        <w:rPr>
-          <w:b/>
-          <w:bCs/>
-        </w:rPr>
-        <w:t xml:space="preserve">Wait</w:t>
-      </w:r>
-      <w:r>
-        <w:t xml:space="preserve">: 11 more days (Day 14 total).</w:t>
-      </w:r>
-    </w:p>
-    <w:p>
-      <w:pPr>
-        <w:spacing w:after="100"/>
-      </w:pPr>
-      <w:r>
-        <w:rPr>
-          <w:b/>
-          <w:bCs/>
-        </w:rPr>
-        <w:t xml:space="preserve">Step 4 — </w:t>
-      </w:r>
-      <w:r>
-        <w:rPr>
-          <w:b/>
-          <w:bCs/>
-        </w:rPr>
-        <w:t xml:space="preserve">Send Email</w:t>
-      </w:r>
-      <w:r>
-        <w:t xml:space="preserve">: to contact — Day 14 touch, see content note.</w:t>
-      </w:r>
-    </w:p>
-    <w:p>
-      <w:pPr>
-        <w:pBdr>
-          <w:left w:val="single" w:color="15803D" w:sz="24" w:space="8"/>
-        </w:pBdr>
-        <w:spacing w:after="150" w:before="100"/>
-        <w:ind w:left="200"/>
-      </w:pPr>
-      <w:r>
-        <w:rPr>
-          <w:b/>
-          <w:bCs/>
-          <w:color w:val="15803D"/>
-        </w:rPr>
-        <w:t xml:space="preserve">Test before publishing: </w:t>
-      </w:r>
-      <w:r>
-        <w:t xml:space="preserve">Day 3: “Thanks for your order — let us know if everything arrived as expected or if you have any questions using the product.”  Day 14: “Hope things are going well with your recent order — happy to help with reorders or related products anytime.”</w:t>
-      </w:r>
-    </w:p>
-    <w:p>
-      <w:pPr>
-        <w:pBdr>
-          <w:bottom w:val="single" w:color="CBD5E1" w:sz="6" w:space="4"/>
-        </w:pBdr>
-        <w:spacing w:after="200" w:before="200"/>
-      </w:pPr>
-      <w:r>
-        <w:t xml:space="preserve"/>
-      </w:r>
-    </w:p>
-    <w:p>
-      <w:pPr>
-        <w:pStyle w:val="Heading1"/>
-        <w:spacing w:after="200" w:before="400"/>
-      </w:pPr>
-      <w:r>
-        <w:t xml:space="preserve">10. Workflow 11 — Post-Purchase Nurture (Day 30). Paid &amp; Won — Post-Purchase Nurture, Day 30</w:t>
-      </w:r>
-    </w:p>
-    <w:p>
-      <w:pPr>
-        <w:spacing w:after="120"/>
-      </w:pPr>
-      <w:r>
-        <w:rPr>
-          <w:b/>
-          <w:bCs/>
-        </w:rPr>
-        <w:t xml:space="preserve">Purpose: </w:t>
-      </w:r>
-      <w:r>
-        <w:t xml:space="preserve">Kept as its own workflow (rather than a third step tacked onto Workflow 10) so it's easy to redirect into a recurring/repeating nurture later without touching the Day 3/14 timing.</w:t>
-      </w:r>
-    </w:p>
-    <w:p>
-      <w:pPr>
-        <w:pStyle w:val="Heading3"/>
-        <w:spacing w:after="100" w:before="200"/>
-      </w:pPr>
-      <w:r>
-        <w:t xml:space="preserve">Trigger</w:t>
+        <w:t xml:space="preserve">6. On a third test contact, leave it sitting in Quote Sent and do nothing (shortened waits). Confirm Automation #6 auto-moves it to Abandoned, tags Nurture-Abandoned, and Automation #3 does NOT also send a nudge after that point.</w:t>
       </w:r>
     </w:p>
     <w:p>
@@ -3557,7 +4102,7 @@
         <w:spacing w:after="60"/>
       </w:pPr>
       <w:r>
-        <w:t xml:space="preserve">Trigger type: Tag Added</w:t>
+        <w:t xml:space="preserve">7. Drag a contact to Paid &amp; Won (including one that skips straight from New RFQ, simulating Flow B). Confirm Automation #7 clears every prior tag, adds Customer + Closed-Won, and the Day 3/14/30 nurture fires on schedule.</w:t>
       </w:r>
     </w:p>
     <w:p>
@@ -3570,146 +4115,7 @@
         <w:spacing w:after="60"/>
       </w:pPr>
       <w:r>
-        <w:t xml:space="preserve">Tag: Customer</w:t>
-      </w:r>
-    </w:p>
-    <w:p>
-      <w:pPr>
-        <w:pStyle w:val="Heading3"/>
-        <w:spacing w:after="100" w:before="200"/>
-      </w:pPr>
-      <w:r>
-        <w:t xml:space="preserve">Build steps</w:t>
-      </w:r>
-    </w:p>
-    <w:p>
-      <w:pPr>
-        <w:spacing w:after="100"/>
-      </w:pPr>
-      <w:r>
-        <w:rPr>
-          <w:b/>
-          <w:bCs/>
-        </w:rPr>
-        <w:t xml:space="preserve">Step 1 — </w:t>
-      </w:r>
-      <w:r>
-        <w:rPr>
-          <w:b/>
-          <w:bCs/>
-        </w:rPr>
-        <w:t xml:space="preserve">Wait</w:t>
-      </w:r>
-      <w:r>
-        <w:t xml:space="preserve">: 30 days.</w:t>
-      </w:r>
-    </w:p>
-    <w:p>
-      <w:pPr>
-        <w:spacing w:after="100"/>
-      </w:pPr>
-      <w:r>
-        <w:rPr>
-          <w:b/>
-          <w:bCs/>
-        </w:rPr>
-        <w:t xml:space="preserve">Step 2 — </w:t>
-      </w:r>
-      <w:r>
-        <w:rPr>
-          <w:b/>
-          <w:bCs/>
-        </w:rPr>
-        <w:t xml:space="preserve">Send Email</w:t>
-      </w:r>
-      <w:r>
-        <w:t xml:space="preserve">: to contact — Day 30 touch, see content note.</w:t>
-      </w:r>
-    </w:p>
-    <w:p>
-      <w:pPr>
-        <w:spacing w:after="100"/>
-      </w:pPr>
-      <w:r>
-        <w:rPr>
-          <w:b/>
-          <w:bCs/>
-        </w:rPr>
-        <w:t xml:space="preserve">Step 3 — </w:t>
-      </w:r>
-      <w:r>
-        <w:rPr>
-          <w:b/>
-          <w:bCs/>
-        </w:rPr>
-        <w:t xml:space="preserve">Create Task</w:t>
-      </w:r>
-      <w:r>
-        <w:t xml:space="preserve">: Title “30-day customer check-in complete — consider reorder outreach”, assigned to rep, for visibility only.</w:t>
-      </w:r>
-    </w:p>
-    <w:p>
-      <w:pPr>
-        <w:pBdr>
-          <w:left w:val="single" w:color="15803D" w:sz="24" w:space="8"/>
-        </w:pBdr>
-        <w:spacing w:after="150" w:before="100"/>
-        <w:ind w:left="200"/>
-      </w:pPr>
-      <w:r>
-        <w:rPr>
-          <w:b/>
-          <w:bCs/>
-          <w:color w:val="15803D"/>
-        </w:rPr>
-        <w:t xml:space="preserve">Test before publishing: </w:t>
-      </w:r>
-      <w:r>
-        <w:t xml:space="preserve">It's been about a month since your order — if you're due for a reorder or exploring related products, we're here whenever you're ready.</w:t>
-      </w:r>
-    </w:p>
-    <w:p>
-      <w:pPr>
-        <w:pBdr>
-          <w:bottom w:val="single" w:color="CBD5E1" w:sz="6" w:space="4"/>
-        </w:pBdr>
-        <w:spacing w:after="200" w:before="200"/>
-      </w:pPr>
-      <w:r>
-        <w:t xml:space="preserve"/>
-      </w:r>
-    </w:p>
-    <w:p>
-      <w:pPr>
-        <w:pStyle w:val="Heading1"/>
-        <w:spacing w:after="200" w:before="400"/>
-      </w:pPr>
-      <w:r>
-        <w:t xml:space="preserve">11. Workflow 12 — Backup Form Intake. Backup Form — Manual Lead Logging</w:t>
-      </w:r>
-    </w:p>
-    <w:p>
-      <w:pPr>
-        <w:spacing w:after="120"/>
-      </w:pPr>
-      <w:r>
-        <w:rPr>
-          <w:b/>
-          <w:bCs/>
-        </w:rPr>
-        <w:t xml:space="preserve">Purpose: </w:t>
-      </w:r>
-      <w:r>
-        <w:t xml:space="preserve">Per SOP §4.1: a native GHL form for the team to log a lead taken over phone/email. Not embedded on the website — internal use only.</w:t>
-      </w:r>
-    </w:p>
-    <w:p>
-      <w:pPr>
-        <w:pStyle w:val="Heading3"/>
-        <w:spacing w:after="100" w:before="200"/>
-      </w:pPr>
-      <w:r>
-        <w:t xml:space="preserve">Trigger</w:t>
+        <w:t xml:space="preserve">8. Submit the backup form and confirm it produces an opportunity identical in shape to a real website RFQ.</w:t>
       </w:r>
     </w:p>
     <w:p>
@@ -3722,361 +4128,7 @@
         <w:spacing w:after="60"/>
       </w:pPr>
       <w:r>
-        <w:t xml:space="preserve">Trigger type: Form Submitted</w:t>
-      </w:r>
-    </w:p>
-    <w:p>
-      <w:pPr>
-        <w:pStyle w:val="ListParagraph"/>
-        <w:numPr>
-          <w:ilvl w:val="0"/>
-          <w:numId w:val="2"/>
-        </w:numPr>
-        <w:spacing w:after="60"/>
-      </w:pPr>
-      <w:r>
-        <w:t xml:space="preserve">Form: build first — see build steps below</w:t>
-      </w:r>
-    </w:p>
-    <w:p>
-      <w:pPr>
-        <w:pStyle w:val="Heading3"/>
-        <w:spacing w:after="100" w:before="200"/>
-      </w:pPr>
-      <w:r>
-        <w:t xml:space="preserve">Build steps</w:t>
-      </w:r>
-    </w:p>
-    <w:p>
-      <w:pPr>
-        <w:spacing w:after="100"/>
-      </w:pPr>
-      <w:r>
-        <w:rPr>
-          <w:b/>
-          <w:bCs/>
-        </w:rPr>
-        <w:t xml:space="preserve">Step 1 — </w:t>
-      </w:r>
-      <w:r>
-        <w:rPr>
-          <w:b/>
-          <w:bCs/>
-        </w:rPr>
-        <w:t xml:space="preserve">Build the form</w:t>
-      </w:r>
-      <w:r>
-        <w:t xml:space="preserve">: Sites → Forms → + New Form. Fields: Name, Email, Company, Product category interest (reuse the existing Multiple Options custom field, do not create a new one).</w:t>
-      </w:r>
-    </w:p>
-    <w:p>
-      <w:pPr>
-        <w:spacing w:after="100"/>
-      </w:pPr>
-      <w:r>
-        <w:rPr>
-          <w:b/>
-          <w:bCs/>
-        </w:rPr>
-        <w:t xml:space="preserve">Step 2 — </w:t>
-      </w:r>
-      <w:r>
-        <w:rPr>
-          <w:b/>
-          <w:bCs/>
-        </w:rPr>
-        <w:t xml:space="preserve">Create the workflow</w:t>
-      </w:r>
-      <w:r>
-        <w:t xml:space="preserve">: trigger Form Submitted → this form.</w:t>
-      </w:r>
-    </w:p>
-    <w:p>
-      <w:pPr>
-        <w:spacing w:after="100"/>
-      </w:pPr>
-      <w:r>
-        <w:rPr>
-          <w:b/>
-          <w:bCs/>
-        </w:rPr>
-        <w:t xml:space="preserve">Step 3 — </w:t>
-      </w:r>
-      <w:r>
-        <w:rPr>
-          <w:b/>
-          <w:bCs/>
-        </w:rPr>
-        <w:t xml:space="preserve">Create/Update Contact</w:t>
-      </w:r>
-      <w:r>
-        <w:t xml:space="preserve">: from form submission (standard first action GHL adds automatically).</w:t>
-      </w:r>
-    </w:p>
-    <w:p>
-      <w:pPr>
-        <w:spacing w:after="100"/>
-      </w:pPr>
-      <w:r>
-        <w:rPr>
-          <w:b/>
-          <w:bCs/>
-        </w:rPr>
-        <w:t xml:space="preserve">Step 4 — </w:t>
-      </w:r>
-      <w:r>
-        <w:rPr>
-          <w:b/>
-          <w:bCs/>
-        </w:rPr>
-        <w:t xml:space="preserve">Create Opportunity</w:t>
-      </w:r>
-      <w:r>
-        <w:t xml:space="preserve">: in RFQ Pipeline, stage New RFQ.</w:t>
-      </w:r>
-    </w:p>
-    <w:p>
-      <w:pPr>
-        <w:spacing w:after="100"/>
-      </w:pPr>
-      <w:r>
-        <w:rPr>
-          <w:b/>
-          <w:bCs/>
-        </w:rPr>
-        <w:t xml:space="preserve">Step 5 — </w:t>
-      </w:r>
-      <w:r>
-        <w:rPr>
-          <w:b/>
-          <w:bCs/>
-        </w:rPr>
-        <w:t xml:space="preserve">Add Tag</w:t>
-      </w:r>
-      <w:r>
-        <w:t xml:space="preserve">: RFQ-New, Cat-&lt;Category&gt; (based on the submitted Product category interest value — use an If/Else per category, same pattern as Workflow 1).</w:t>
-      </w:r>
-    </w:p>
-    <w:p>
-      <w:pPr>
-        <w:spacing w:after="100"/>
-      </w:pPr>
-      <w:r>
-        <w:rPr>
-          <w:b/>
-          <w:bCs/>
-        </w:rPr>
-        <w:t xml:space="preserve">Step 6 — </w:t>
-      </w:r>
-      <w:r>
-        <w:rPr>
-          <w:b/>
-          <w:bCs/>
-        </w:rPr>
-        <w:t xml:space="preserve">Update Contact Field</w:t>
-      </w:r>
-      <w:r>
-        <w:t xml:space="preserve">: Lead source ← “Website submission” is wrong here — there is no matching option for “manual/phone” in the current picklist. Either pick the closest existing option (Direct) or ask Kumar to add a “Manual entry” option to the Lead source field before publishing this workflow.</w:t>
-      </w:r>
-    </w:p>
-    <w:p>
-      <w:pPr>
-        <w:spacing w:after="100"/>
-      </w:pPr>
-      <w:r>
-        <w:rPr>
-          <w:b/>
-          <w:bCs/>
-        </w:rPr>
-        <w:t xml:space="preserve">Step 7 — </w:t>
-      </w:r>
-      <w:r>
-        <w:rPr>
-          <w:b/>
-          <w:bCs/>
-        </w:rPr>
-        <w:t xml:space="preserve">Create Task</w:t>
-      </w:r>
-      <w:r>
-        <w:t xml:space="preserve">: Title “Review manually-logged RFQ”, assigned to rep, due 4 hours — mirrors Workflow 1's behavior.</w:t>
-      </w:r>
-    </w:p>
-    <w:p>
-      <w:pPr>
-        <w:pBdr>
-          <w:left w:val="single" w:color="1D4ED8" w:sz="24" w:space="8"/>
-        </w:pBdr>
-        <w:spacing w:after="150" w:before="100"/>
-        <w:ind w:left="200"/>
-      </w:pPr>
-      <w:r>
-        <w:rPr>
-          <w:b/>
-          <w:bCs/>
-          <w:color w:val="1D4ED8"/>
-        </w:rPr>
-        <w:t xml:space="preserve">Customer email content: </w:t>
-      </w:r>
-      <w:r>
-        <w:t xml:space="preserve">Submit a real test through the form and confirm the opportunity lands in New RFQ with the same tag/field pattern as a normal website RFQ, so reporting doesn't have to special-case these leads.</w:t>
-      </w:r>
-    </w:p>
-    <w:p>
-      <w:pPr>
-        <w:pBdr>
-          <w:bottom w:val="single" w:color="CBD5E1" w:sz="6" w:space="4"/>
-        </w:pBdr>
-        <w:spacing w:after="200" w:before="200"/>
-      </w:pPr>
-      <w:r>
-        <w:t xml:space="preserve"/>
-      </w:r>
-    </w:p>
-    <w:p>
-      <w:pPr>
-        <w:pStyle w:val="Heading1"/>
-        <w:spacing w:after="200" w:before="400"/>
-      </w:pPr>
-      <w:r>
-        <w:t xml:space="preserve">12. End-to-End Test Checklist</w:t>
-      </w:r>
-    </w:p>
-    <w:p>
-      <w:pPr>
-        <w:spacing w:after="120"/>
-      </w:pPr>
-      <w:r>
-        <w:t xml:space="preserve">Run this after all 11 workflows are built and published, using one throwaway test contact (reuse the existing “Test Test / test@test.com” contact already sitting in New RFQ, or create a fresh one).</w:t>
-      </w:r>
-    </w:p>
-    <w:p>
-      <w:pPr>
-        <w:pStyle w:val="ListParagraph"/>
-        <w:numPr>
-          <w:ilvl w:val="0"/>
-          <w:numId w:val="2"/>
-        </w:numPr>
-        <w:spacing w:after="60"/>
-      </w:pPr>
-      <w:r>
-        <w:t xml:space="preserve">1. Confirm Workflow 1 (existing) tagged the contact RFQ-New and created the 4-hour review task.</w:t>
-      </w:r>
-    </w:p>
-    <w:p>
-      <w:pPr>
-        <w:pStyle w:val="ListParagraph"/>
-        <w:numPr>
-          <w:ilvl w:val="0"/>
-          <w:numId w:val="2"/>
-        </w:numPr>
-        <w:spacing w:after="60"/>
-      </w:pPr>
-      <w:r>
-        <w:t xml:space="preserve">2. Manually drag the opportunity New RFQ → Under Review. Confirm Workflow 2 fires: tag swap, Day-1 task.</w:t>
-      </w:r>
-    </w:p>
-    <w:p>
-      <w:pPr>
-        <w:pStyle w:val="ListParagraph"/>
-        <w:numPr>
-          <w:ilvl w:val="0"/>
-          <w:numId w:val="2"/>
-        </w:numPr>
-        <w:spacing w:after="60"/>
-      </w:pPr>
-      <w:r>
-        <w:t xml:space="preserve">3. Drag to Quote Sent. Confirm Workflow 3 sets Quote number / Quoted value / resets Follow-up count to 0, and tags Quote-Sent.</w:t>
-      </w:r>
-    </w:p>
-    <w:p>
-      <w:pPr>
-        <w:pStyle w:val="ListParagraph"/>
-        <w:numPr>
-          <w:ilvl w:val="0"/>
-          <w:numId w:val="2"/>
-        </w:numPr>
-        <w:spacing w:after="60"/>
-      </w:pPr>
-      <w:r>
-        <w:t xml:space="preserve">4. With Wait steps temporarily shortened to minutes, confirm Workflow 4 (Day 2 email) and Workflow 5 (Day 3 email + task) both fire once each, in order, without duplicating.</w:t>
-      </w:r>
-    </w:p>
-    <w:p>
-      <w:pPr>
-        <w:pStyle w:val="ListParagraph"/>
-        <w:numPr>
-          <w:ilvl w:val="0"/>
-          <w:numId w:val="2"/>
-        </w:numPr>
-        <w:spacing w:after="60"/>
-      </w:pPr>
-      <w:r>
-        <w:t xml:space="preserve">5. On a second test contact, after Quote Sent, drag to Negotiation / PO before the nudges fire. Confirm Workflow 6 removes Quote-Sent and that Workflows 4/5's in-flight waits exit via their If/Else instead of sending a nudge.</w:t>
-      </w:r>
-    </w:p>
-    <w:p>
-      <w:pPr>
-        <w:pStyle w:val="ListParagraph"/>
-        <w:numPr>
-          <w:ilvl w:val="0"/>
-          <w:numId w:val="2"/>
-        </w:numPr>
-        <w:spacing w:after="60"/>
-      </w:pPr>
-      <w:r>
-        <w:t xml:space="preserve">6. Drag that same contact to Quotation Accepted. Confirm Workflow 7 fires and no further nudges arrive.</w:t>
-      </w:r>
-    </w:p>
-    <w:p>
-      <w:pPr>
-        <w:pStyle w:val="ListParagraph"/>
-        <w:numPr>
-          <w:ilvl w:val="0"/>
-          <w:numId w:val="2"/>
-        </w:numPr>
-        <w:spacing w:after="60"/>
-      </w:pPr>
-      <w:r>
-        <w:t xml:space="preserve">7. On a third test contact, leave it sitting in Quote Sent with shortened waits and do nothing. Confirm Workflow 8 auto-moves it to Abandoned, tags Nurture-Abandoned, and Workflows 4/5 do NOT also fire an email after that point.</w:t>
-      </w:r>
-    </w:p>
-    <w:p>
-      <w:pPr>
-        <w:pStyle w:val="ListParagraph"/>
-        <w:numPr>
-          <w:ilvl w:val="0"/>
-          <w:numId w:val="2"/>
-        </w:numPr>
-        <w:spacing w:after="60"/>
-      </w:pPr>
-      <w:r>
-        <w:t xml:space="preserve">8. Drag a contact to Paid &amp; Won. Confirm Workflow 9 clears every prior tag and adds Customer + Closed-Won, then Workflow 10 (Day 3/14) and Workflow 11 (Day 30) each fire on schedule with shortened waits.</w:t>
-      </w:r>
-    </w:p>
-    <w:p>
-      <w:pPr>
-        <w:pStyle w:val="ListParagraph"/>
-        <w:numPr>
-          <w:ilvl w:val="0"/>
-          <w:numId w:val="2"/>
-        </w:numPr>
-        <w:spacing w:after="60"/>
-      </w:pPr>
-      <w:r>
-        <w:t xml:space="preserve">9. Submit the backup form (Workflow 12) and confirm it produces an opportunity identical in shape to a real website RFQ.</w:t>
-      </w:r>
-    </w:p>
-    <w:p>
-      <w:pPr>
-        <w:pStyle w:val="ListParagraph"/>
-        <w:numPr>
-          <w:ilvl w:val="0"/>
-          <w:numId w:val="2"/>
-        </w:numPr>
-        <w:spacing w:after="60"/>
-      </w:pPr>
-      <w:r>
-        <w:t xml:space="preserve">10. Restore every shortened Wait step back to its real duration (days/business days) before leaving workflows published — this is the step most likely to get missed.</w:t>
+        <w:t xml:space="preserve">9. Restore every shortened Wait step back to its real duration (days/business days) before leaving workflows published.</w:t>
       </w:r>
     </w:p>
     <w:p>
@@ -4089,7 +4141,7 @@
           <w:iCs/>
           <w:color w:val="6B7280"/>
         </w:rPr>
-        <w:t xml:space="preserve">Once all 10 checks pass, this is Milestone 1A complete except for BysonHub's outbound status webhooks (blocked on Nihar, tracked separately) and the Milestone 1B Google Ads steps noted in §7 above.</w:t>
+        <w:t xml:space="preserve">Once all 9 checks pass, Milestone 1A's automation deliverables (§6, items #6–#12) are complete. Still outside this guide: the BysonHub → GHL webhook itself (blocked on Nihar), the 3 inbound webhook URLs (deliverable #3, needs creating in GHL then handing the URLs to Kumar to wire into Vercel), and Milestone 1B's Google Ads steps (parked).</w:t>
       </w:r>
     </w:p>
     <w:sectPr>
@@ -4274,7 +4326,7 @@
       <w:lvlText w:val="•"/>
       <w:lvlJc w:val="left"/>
       <w:pPr>
-        <w:ind w:left="431" w:hanging="215"/>
+        <w:ind w:left="432" w:hanging="216"/>
       </w:pPr>
     </w:lvl>
   </w:abstractNum>
